--- a/Course/2 Component 2 - Algorithms and Programming/2.2 Problem Solving and Programming/00 Topic Resources/6 End-of-Topic Worksheet (editable).docx
+++ b/Course/2 Component 2 - Algorithms and Programming/2.2 Problem Solving and Programming/00 Topic Resources/6 End-of-Topic Worksheet (editable).docx
@@ -7,12 +7,17 @@
         <w:pStyle w:val="Heading1"/>
       </w:pPr>
       <w:r>
+        <w:rPr>
+          <w:b w:val="0"/>
+          <w:i w:val="0"/>
+        </w:rPr>
         <w:t>Worksheet — 2.2 Problem Solving &amp; Programming</w:t>
       </w:r>
     </w:p>
     <w:p>
       <w:r>
         <w:rPr>
+          <w:b w:val="0"/>
           <w:i/>
         </w:rPr>
         <w:t>OCR A Level Computer Science (H446) — Component 02, Section 2.2 (2.2.1 Programming techniques · 2.2.2 Computational methods). All code = OCR Exam Reference Language.</w:t>
@@ -20,65 +25,19 @@
     </w:p>
     <w:p>
       <w:r>
-        <w:t xml:space="preserve">Name: </w:t>
-      </w:r>
-      <w:r>
-        <w:rPr>
-          <w:b/>
-        </w:rPr>
-        <w:t>_</w:t>
-      </w:r>
-      <w:r>
-        <w:rPr>
-          <w:b/>
-        </w:rPr>
-        <w:t>_</w:t>
-      </w:r>
-      <w:r>
-        <w:rPr>
-          <w:b/>
-        </w:rPr>
-        <w:t>_</w:t>
-      </w:r>
-      <w:r>
-        <w:rPr>
-          <w:b/>
-        </w:rPr>
-        <w:t>_</w:t>
-      </w:r>
-      <w:r>
-        <w:rPr>
-          <w:b/>
-        </w:rPr>
-        <w:t xml:space="preserve">  Date: </w:t>
-      </w:r>
-      <w:r>
-        <w:rPr>
-          <w:b/>
-        </w:rPr>
-        <w:t>_</w:t>
-      </w:r>
-      <w:r>
-        <w:rPr>
-          <w:b/>
-        </w:rPr>
-        <w:t>_</w:t>
-      </w:r>
-      <w:r>
-        <w:rPr>
-          <w:b/>
-        </w:rPr>
-        <w:t>_</w:t>
-      </w:r>
-      <w:r>
-        <w:rPr>
-          <w:b/>
-        </w:rPr>
-        <w:t>_</w:t>
+        <w:rPr>
+          <w:b w:val="0"/>
+          <w:i w:val="0"/>
+        </w:rPr>
+        <w:t>Name: ______________________  Date: ______________________</w:t>
       </w:r>
     </w:p>
     <w:p>
       <w:r>
+        <w:rPr>
+          <w:b w:val="0"/>
+          <w:i w:val="0"/>
+        </w:rPr>
         <w:t>Time: ~60 min. Check against the answer key at the end.</w:t>
       </w:r>
     </w:p>
@@ -94,6 +53,10 @@
         <w:pStyle w:val="Heading2"/>
       </w:pPr>
       <w:r>
+        <w:rPr>
+          <w:b w:val="0"/>
+          <w:i w:val="0"/>
+        </w:rPr>
         <w:t>Section A — Skills practice</w:t>
       </w:r>
     </w:p>
@@ -102,11 +65,19 @@
         <w:pStyle w:val="Heading3"/>
       </w:pPr>
       <w:r>
+        <w:rPr>
+          <w:b w:val="0"/>
+          <w:i w:val="0"/>
+        </w:rPr>
         <w:t>1. Key-term match</w:t>
       </w:r>
     </w:p>
     <w:p>
       <w:r>
+        <w:rPr>
+          <w:b w:val="0"/>
+          <w:i w:val="0"/>
+        </w:rPr>
         <w:t>Write the letter of the correct definition next to each term.</w:t>
       </w:r>
     </w:p>
@@ -137,6 +108,7 @@
             <w:r>
               <w:rPr>
                 <w:b/>
+                <w:i w:val="0"/>
               </w:rPr>
               <w:t>Term</w:t>
             </w:r>
@@ -156,6 +128,7 @@
             <w:r>
               <w:rPr>
                 <w:b/>
+                <w:i w:val="0"/>
               </w:rPr>
               <w:t>Answer</w:t>
             </w:r>
@@ -188,6 +161,7 @@
             <w:r>
               <w:rPr>
                 <w:b/>
+                <w:i w:val="0"/>
               </w:rPr>
               <w:t>Definition</w:t>
             </w:r>
@@ -202,6 +176,10 @@
           <w:p>
             <w:r/>
             <w:r>
+              <w:rPr>
+                <w:b w:val="0"/>
+                <w:i w:val="0"/>
+              </w:rPr>
               <w:t>1. Recursion</w:t>
             </w:r>
           </w:p>
@@ -214,8 +192,10 @@
             <w:r/>
             <w:r>
               <w:rPr>
-                <w:b/>
+                <w:b w:val="0"/>
+                <w:i w:val="0"/>
               </w:rPr>
+              <w:t>____</w:t>
             </w:r>
           </w:p>
         </w:tc>
@@ -226,6 +206,10 @@
           <w:p>
             <w:r/>
             <w:r>
+              <w:rPr>
+                <w:b w:val="0"/>
+                <w:i w:val="0"/>
+              </w:rPr>
               <w:t>A</w:t>
             </w:r>
           </w:p>
@@ -237,6 +221,10 @@
           <w:p>
             <w:r/>
             <w:r>
+              <w:rPr>
+                <w:b w:val="0"/>
+                <w:i w:val="0"/>
+              </w:rPr>
               <w:t>A subroutine that performs a task and returns a single value.</w:t>
             </w:r>
           </w:p>
@@ -250,6 +238,10 @@
           <w:p>
             <w:r/>
             <w:r>
+              <w:rPr>
+                <w:b w:val="0"/>
+                <w:i w:val="0"/>
+              </w:rPr>
               <w:t>2. Base case</w:t>
             </w:r>
           </w:p>
@@ -262,8 +254,10 @@
             <w:r/>
             <w:r>
               <w:rPr>
-                <w:b/>
+                <w:b w:val="0"/>
+                <w:i w:val="0"/>
               </w:rPr>
+              <w:t>____</w:t>
             </w:r>
           </w:p>
         </w:tc>
@@ -274,6 +268,10 @@
           <w:p>
             <w:r/>
             <w:r>
+              <w:rPr>
+                <w:b w:val="0"/>
+                <w:i w:val="0"/>
+              </w:rPr>
               <w:t>B</w:t>
             </w:r>
           </w:p>
@@ -285,6 +283,10 @@
           <w:p>
             <w:r/>
             <w:r>
+              <w:rPr>
+                <w:b w:val="0"/>
+                <w:i w:val="0"/>
+              </w:rPr>
               <w:t>The region of a program where a variable can be accessed.</w:t>
             </w:r>
           </w:p>
@@ -298,6 +300,10 @@
           <w:p>
             <w:r/>
             <w:r>
+              <w:rPr>
+                <w:b w:val="0"/>
+                <w:i w:val="0"/>
+              </w:rPr>
               <w:t>3. Scope</w:t>
             </w:r>
           </w:p>
@@ -310,8 +316,10 @@
             <w:r/>
             <w:r>
               <w:rPr>
-                <w:b/>
+                <w:b w:val="0"/>
+                <w:i w:val="0"/>
               </w:rPr>
+              <w:t>____</w:t>
             </w:r>
           </w:p>
         </w:tc>
@@ -322,6 +330,10 @@
           <w:p>
             <w:r/>
             <w:r>
+              <w:rPr>
+                <w:b w:val="0"/>
+                <w:i w:val="0"/>
+              </w:rPr>
               <w:t>C</w:t>
             </w:r>
           </w:p>
@@ -333,6 +345,10 @@
           <w:p>
             <w:r/>
             <w:r>
+              <w:rPr>
+                <w:b w:val="0"/>
+                <w:i w:val="0"/>
+              </w:rPr>
               <w:t>A subroutine that calls itself, with a stopping condition and a recursive case.</w:t>
             </w:r>
           </w:p>
@@ -346,6 +362,10 @@
           <w:p>
             <w:r/>
             <w:r>
+              <w:rPr>
+                <w:b w:val="0"/>
+                <w:i w:val="0"/>
+              </w:rPr>
               <w:t>4. Function</w:t>
             </w:r>
           </w:p>
@@ -358,8 +378,10 @@
             <w:r/>
             <w:r>
               <w:rPr>
-                <w:b/>
+                <w:b w:val="0"/>
+                <w:i w:val="0"/>
               </w:rPr>
+              <w:t>____</w:t>
             </w:r>
           </w:p>
         </w:tc>
@@ -370,6 +392,10 @@
           <w:p>
             <w:r/>
             <w:r>
+              <w:rPr>
+                <w:b w:val="0"/>
+                <w:i w:val="0"/>
+              </w:rPr>
               <w:t>D</w:t>
             </w:r>
           </w:p>
@@ -381,6 +407,10 @@
           <w:p>
             <w:r/>
             <w:r>
+              <w:rPr>
+                <w:b w:val="0"/>
+                <w:i w:val="0"/>
+              </w:rPr>
               <w:t>Passing a copy of an argument so the original is unaffected.</w:t>
             </w:r>
           </w:p>
@@ -394,6 +424,10 @@
           <w:p>
             <w:r/>
             <w:r>
+              <w:rPr>
+                <w:b w:val="0"/>
+                <w:i w:val="0"/>
+              </w:rPr>
               <w:t>5. Procedure</w:t>
             </w:r>
           </w:p>
@@ -406,8 +440,10 @@
             <w:r/>
             <w:r>
               <w:rPr>
-                <w:b/>
+                <w:b w:val="0"/>
+                <w:i w:val="0"/>
               </w:rPr>
+              <w:t>____</w:t>
             </w:r>
           </w:p>
         </w:tc>
@@ -418,6 +454,10 @@
           <w:p>
             <w:r/>
             <w:r>
+              <w:rPr>
+                <w:b w:val="0"/>
+                <w:i w:val="0"/>
+              </w:rPr>
               <w:t>E</w:t>
             </w:r>
           </w:p>
@@ -429,6 +469,10 @@
           <w:p>
             <w:r/>
             <w:r>
+              <w:rPr>
+                <w:b w:val="0"/>
+                <w:i w:val="0"/>
+              </w:rPr>
               <w:t>The condition that stops recursion — no further recursive call is made.</w:t>
             </w:r>
           </w:p>
@@ -442,6 +486,10 @@
           <w:p>
             <w:r/>
             <w:r>
+              <w:rPr>
+                <w:b w:val="0"/>
+                <w:i w:val="0"/>
+              </w:rPr>
               <w:t>6. By value</w:t>
             </w:r>
           </w:p>
@@ -454,8 +502,10 @@
             <w:r/>
             <w:r>
               <w:rPr>
-                <w:b/>
+                <w:b w:val="0"/>
+                <w:i w:val="0"/>
               </w:rPr>
+              <w:t>____</w:t>
             </w:r>
           </w:p>
         </w:tc>
@@ -466,6 +516,10 @@
           <w:p>
             <w:r/>
             <w:r>
+              <w:rPr>
+                <w:b w:val="0"/>
+                <w:i w:val="0"/>
+              </w:rPr>
               <w:t>F</w:t>
             </w:r>
           </w:p>
@@ -477,6 +531,10 @@
           <w:p>
             <w:r/>
             <w:r>
+              <w:rPr>
+                <w:b w:val="0"/>
+                <w:i w:val="0"/>
+              </w:rPr>
               <w:t>Passing the memory address, so the original can be changed.</w:t>
             </w:r>
           </w:p>
@@ -490,6 +548,10 @@
           <w:p>
             <w:r/>
             <w:r>
+              <w:rPr>
+                <w:b w:val="0"/>
+                <w:i w:val="0"/>
+              </w:rPr>
               <w:t>7. By reference</w:t>
             </w:r>
           </w:p>
@@ -502,8 +564,10 @@
             <w:r/>
             <w:r>
               <w:rPr>
-                <w:b/>
+                <w:b w:val="0"/>
+                <w:i w:val="0"/>
               </w:rPr>
+              <w:t>____</w:t>
             </w:r>
           </w:p>
         </w:tc>
@@ -514,6 +578,10 @@
           <w:p>
             <w:r/>
             <w:r>
+              <w:rPr>
+                <w:b w:val="0"/>
+                <w:i w:val="0"/>
+              </w:rPr>
               <w:t>G</w:t>
             </w:r>
           </w:p>
@@ -525,6 +593,10 @@
           <w:p>
             <w:r/>
             <w:r>
+              <w:rPr>
+                <w:b w:val="0"/>
+                <w:i w:val="0"/>
+              </w:rPr>
               <w:t>A stack of frames holding parameters, locals and return addresses for active calls.</w:t>
             </w:r>
           </w:p>
@@ -538,6 +610,10 @@
           <w:p>
             <w:r/>
             <w:r>
+              <w:rPr>
+                <w:b w:val="0"/>
+                <w:i w:val="0"/>
+              </w:rPr>
               <w:t>8. Call stack</w:t>
             </w:r>
           </w:p>
@@ -550,8 +626,10 @@
             <w:r/>
             <w:r>
               <w:rPr>
-                <w:b/>
+                <w:b w:val="0"/>
+                <w:i w:val="0"/>
               </w:rPr>
+              <w:t>____</w:t>
             </w:r>
           </w:p>
         </w:tc>
@@ -562,6 +640,10 @@
           <w:p>
             <w:r/>
             <w:r>
+              <w:rPr>
+                <w:b w:val="0"/>
+                <w:i w:val="0"/>
+              </w:rPr>
               <w:t>H</w:t>
             </w:r>
           </w:p>
@@ -573,6 +655,10 @@
           <w:p>
             <w:r/>
             <w:r>
+              <w:rPr>
+                <w:b w:val="0"/>
+                <w:i w:val="0"/>
+              </w:rPr>
               <w:t>A subroutine that performs a task but returns no value.</w:t>
             </w:r>
           </w:p>
@@ -592,38 +678,61 @@
         <w:pStyle w:val="Heading3"/>
       </w:pPr>
       <w:r>
+        <w:rPr>
+          <w:b w:val="0"/>
+          <w:i w:val="0"/>
+        </w:rPr>
         <w:t>2. Predict the output — variable SCOPE (local vs global)</w:t>
       </w:r>
     </w:p>
     <w:p>
       <w:r>
+        <w:rPr>
+          <w:b w:val="0"/>
+          <w:i w:val="0"/>
+        </w:rPr>
         <w:t xml:space="preserve">Study the code, then answer below. Remember: a </w:t>
       </w:r>
       <w:r>
         <w:rPr>
           <w:b/>
+          <w:i w:val="0"/>
         </w:rPr>
         <w:t>local</w:t>
       </w:r>
       <w:r>
+        <w:rPr>
+          <w:b w:val="0"/>
+          <w:i w:val="0"/>
+        </w:rPr>
         <w:t xml:space="preserve"> variable declared inside a subroutine is separate from a </w:t>
       </w:r>
       <w:r>
         <w:rPr>
           <w:b/>
+          <w:i w:val="0"/>
         </w:rPr>
         <w:t>global</w:t>
       </w:r>
       <w:r>
+        <w:rPr>
+          <w:b w:val="0"/>
+          <w:i w:val="0"/>
+        </w:rPr>
         <w:t xml:space="preserve"> of the same name and </w:t>
       </w:r>
       <w:r>
         <w:rPr>
           <w:b/>
+          <w:i w:val="0"/>
         </w:rPr>
         <w:t>shadows</w:t>
       </w:r>
       <w:r>
+        <w:rPr>
+          <w:b w:val="0"/>
+          <w:i w:val="0"/>
+        </w:rPr>
         <w:t xml:space="preserve"> it inside that subroutine.</w:t>
       </w:r>
     </w:p>
@@ -666,158 +775,173 @@
     </w:p>
     <w:p>
       <w:r>
+        <w:rPr>
+          <w:b w:val="0"/>
+          <w:i w:val="0"/>
+        </w:rPr>
         <w:t xml:space="preserve">a) What is printed by the </w:t>
       </w:r>
       <w:r>
         <w:rPr>
           <w:b/>
+          <w:i w:val="0"/>
         </w:rPr>
         <w:t>first</w:t>
       </w:r>
       <w:r>
+        <w:rPr>
+          <w:b w:val="0"/>
+          <w:i w:val="0"/>
+        </w:rPr>
         <w:t xml:space="preserve"> </w:t>
       </w:r>
       <w:r>
         <w:rPr>
           <w:rFonts w:ascii="Consolas" w:hAnsi="Consolas"/>
+          <w:b w:val="0"/>
+          <w:i w:val="0"/>
           <w:sz w:val="19"/>
         </w:rPr>
         <w:t>print(score)</w:t>
       </w:r>
       <w:r>
-        <w:t xml:space="preserve">? </w:t>
-      </w:r>
-      <w:r>
-        <w:rPr>
-          <w:b/>
-        </w:rPr>
-        <w:t>_</w:t>
-      </w:r>
-      <w:r>
-        <w:rPr>
-          <w:b/>
-        </w:rPr>
-        <w:t>_</w:t>
-      </w:r>
-      <w:r>
-        <w:rPr>
-          <w:b/>
-        </w:rPr>
+        <w:rPr>
+          <w:b w:val="0"/>
+          <w:i w:val="0"/>
+        </w:rPr>
+        <w:t>? ____________</w:t>
       </w:r>
     </w:p>
     <w:p>
       <w:r>
+        <w:rPr>
+          <w:b w:val="0"/>
+          <w:i w:val="0"/>
+        </w:rPr>
         <w:t xml:space="preserve">b) What is printed </w:t>
       </w:r>
       <w:r>
         <w:rPr>
           <w:b/>
+          <w:i w:val="0"/>
         </w:rPr>
         <w:t>inside</w:t>
       </w:r>
       <w:r>
+        <w:rPr>
+          <w:b w:val="0"/>
+          <w:i w:val="0"/>
+        </w:rPr>
         <w:t xml:space="preserve"> </w:t>
       </w:r>
       <w:r>
         <w:rPr>
           <w:rFonts w:ascii="Consolas" w:hAnsi="Consolas"/>
+          <w:b w:val="0"/>
+          <w:i w:val="0"/>
           <w:sz w:val="19"/>
         </w:rPr>
         <w:t>tryLocal()</w:t>
       </w:r>
       <w:r>
-        <w:t xml:space="preserve">? </w:t>
-      </w:r>
-      <w:r>
-        <w:rPr>
-          <w:b/>
-        </w:rPr>
-        <w:t>_</w:t>
-      </w:r>
-      <w:r>
-        <w:rPr>
-          <w:b/>
-        </w:rPr>
-        <w:t>_</w:t>
-      </w:r>
-      <w:r>
-        <w:rPr>
-          <w:b/>
-        </w:rPr>
+        <w:rPr>
+          <w:b w:val="0"/>
+          <w:i w:val="0"/>
+        </w:rPr>
+        <w:t>? ____________</w:t>
       </w:r>
     </w:p>
     <w:p>
       <w:r>
+        <w:rPr>
+          <w:b w:val="0"/>
+          <w:i w:val="0"/>
+        </w:rPr>
         <w:t xml:space="preserve">c) What is printed by the </w:t>
       </w:r>
       <w:r>
         <w:rPr>
           <w:b/>
+          <w:i w:val="0"/>
         </w:rPr>
         <w:t>last</w:t>
       </w:r>
       <w:r>
+        <w:rPr>
+          <w:b w:val="0"/>
+          <w:i w:val="0"/>
+        </w:rPr>
         <w:t xml:space="preserve"> </w:t>
       </w:r>
       <w:r>
         <w:rPr>
           <w:rFonts w:ascii="Consolas" w:hAnsi="Consolas"/>
+          <w:b w:val="0"/>
+          <w:i w:val="0"/>
           <w:sz w:val="19"/>
         </w:rPr>
         <w:t>print(score)</w:t>
       </w:r>
       <w:r>
-        <w:t xml:space="preserve">? </w:t>
-      </w:r>
-      <w:r>
-        <w:rPr>
-          <w:b/>
-        </w:rPr>
-        <w:t>_</w:t>
-      </w:r>
-      <w:r>
-        <w:rPr>
-          <w:b/>
-        </w:rPr>
-        <w:t>_</w:t>
-      </w:r>
-      <w:r>
-        <w:rPr>
-          <w:b/>
-        </w:rPr>
+        <w:rPr>
+          <w:b w:val="0"/>
+          <w:i w:val="0"/>
+        </w:rPr>
+        <w:t>? ____________</w:t>
       </w:r>
     </w:p>
     <w:p>
       <w:r>
+        <w:rPr>
+          <w:b w:val="0"/>
+          <w:i w:val="0"/>
+        </w:rPr>
         <w:t xml:space="preserve">d) Explain, in one sentence, why the assignment inside </w:t>
       </w:r>
       <w:r>
         <w:rPr>
           <w:rFonts w:ascii="Consolas" w:hAnsi="Consolas"/>
+          <w:b w:val="0"/>
+          <w:i w:val="0"/>
           <w:sz w:val="19"/>
         </w:rPr>
         <w:t>tryLocal()</w:t>
       </w:r>
       <w:r>
+        <w:rPr>
+          <w:b w:val="0"/>
+          <w:i w:val="0"/>
+        </w:rPr>
         <w:t xml:space="preserve"> does </w:t>
       </w:r>
       <w:r>
         <w:rPr>
           <w:b/>
+          <w:i w:val="0"/>
         </w:rPr>
         <w:t>not</w:t>
       </w:r>
       <w:r>
+        <w:rPr>
+          <w:b w:val="0"/>
+          <w:i w:val="0"/>
+        </w:rPr>
         <w:t xml:space="preserve"> change what the final </w:t>
       </w:r>
       <w:r>
         <w:rPr>
           <w:rFonts w:ascii="Consolas" w:hAnsi="Consolas"/>
+          <w:b w:val="0"/>
+          <w:i w:val="0"/>
           <w:sz w:val="19"/>
         </w:rPr>
         <w:t>print</w:t>
       </w:r>
       <w:r>
+        <w:rPr>
+          <w:b w:val="0"/>
+          <w:i w:val="0"/>
+        </w:rPr>
         <w:t xml:space="preserve"> shows.</w:t>
       </w:r>
     </w:p>
@@ -847,47 +971,75 @@
         <w:pStyle w:val="Heading3"/>
       </w:pPr>
       <w:r>
+        <w:rPr>
+          <w:b w:val="0"/>
+          <w:i w:val="0"/>
+        </w:rPr>
         <w:t>3. Predict the output — pass BY VALUE vs BY REFERENCE</w:t>
       </w:r>
     </w:p>
     <w:p>
       <w:r>
+        <w:rPr>
+          <w:b w:val="0"/>
+          <w:i w:val="0"/>
+        </w:rPr>
         <w:t xml:space="preserve">The same subroutine is called twice. Recall: </w:t>
       </w:r>
       <w:r>
         <w:rPr>
           <w:b/>
+          <w:i w:val="0"/>
         </w:rPr>
         <w:t>by value</w:t>
       </w:r>
       <w:r>
+        <w:rPr>
+          <w:b w:val="0"/>
+          <w:i w:val="0"/>
+        </w:rPr>
         <w:t xml:space="preserve"> passes a </w:t>
       </w:r>
       <w:r>
         <w:rPr>
           <w:b/>
+          <w:i w:val="0"/>
         </w:rPr>
         <w:t>copy</w:t>
       </w:r>
       <w:r>
+        <w:rPr>
+          <w:b w:val="0"/>
+          <w:i w:val="0"/>
+        </w:rPr>
         <w:t xml:space="preserve"> (original unchanged); </w:t>
       </w:r>
       <w:r>
         <w:rPr>
           <w:b/>
+          <w:i w:val="0"/>
         </w:rPr>
         <w:t>by reference</w:t>
       </w:r>
       <w:r>
+        <w:rPr>
+          <w:b w:val="0"/>
+          <w:i w:val="0"/>
+        </w:rPr>
         <w:t xml:space="preserve"> passes the </w:t>
       </w:r>
       <w:r>
         <w:rPr>
           <w:b/>
+          <w:i w:val="0"/>
         </w:rPr>
         <w:t>address</w:t>
       </w:r>
       <w:r>
+        <w:rPr>
+          <w:b w:val="0"/>
+          <w:i w:val="0"/>
+        </w:rPr>
         <w:t xml:space="preserve"> (original can be changed).</w:t>
       </w:r>
     </w:p>
@@ -930,79 +1082,74 @@
     </w:p>
     <w:p>
       <w:r>
+        <w:rPr>
+          <w:b w:val="0"/>
+          <w:i w:val="0"/>
+        </w:rPr>
         <w:t xml:space="preserve">a) What is printed for </w:t>
       </w:r>
       <w:r>
         <w:rPr>
           <w:rFonts w:ascii="Consolas" w:hAnsi="Consolas"/>
+          <w:b w:val="0"/>
+          <w:i w:val="0"/>
           <w:sz w:val="19"/>
         </w:rPr>
         <w:t>a</w:t>
       </w:r>
       <w:r>
-        <w:t xml:space="preserve">? </w:t>
-      </w:r>
-      <w:r>
-        <w:rPr>
-          <w:b/>
-        </w:rPr>
-        <w:t>_</w:t>
-      </w:r>
-      <w:r>
-        <w:rPr>
-          <w:b/>
-        </w:rPr>
-        <w:t>_</w:t>
-      </w:r>
-      <w:r>
-        <w:rPr>
-          <w:b/>
-        </w:rPr>
+        <w:rPr>
+          <w:b w:val="0"/>
+          <w:i w:val="0"/>
+        </w:rPr>
+        <w:t>? ____________</w:t>
       </w:r>
     </w:p>
     <w:p>
       <w:r>
+        <w:rPr>
+          <w:b w:val="0"/>
+          <w:i w:val="0"/>
+        </w:rPr>
         <w:t xml:space="preserve">b) What is printed for </w:t>
       </w:r>
       <w:r>
         <w:rPr>
           <w:rFonts w:ascii="Consolas" w:hAnsi="Consolas"/>
+          <w:b w:val="0"/>
+          <w:i w:val="0"/>
           <w:sz w:val="19"/>
         </w:rPr>
         <w:t>b</w:t>
       </w:r>
       <w:r>
-        <w:t xml:space="preserve">? </w:t>
-      </w:r>
-      <w:r>
-        <w:rPr>
-          <w:b/>
-        </w:rPr>
-        <w:t>_</w:t>
-      </w:r>
-      <w:r>
-        <w:rPr>
-          <w:b/>
-        </w:rPr>
-        <w:t>_</w:t>
-      </w:r>
-      <w:r>
-        <w:rPr>
-          <w:b/>
-        </w:rPr>
+        <w:rPr>
+          <w:b w:val="0"/>
+          <w:i w:val="0"/>
+        </w:rPr>
+        <w:t>? ____________</w:t>
       </w:r>
     </w:p>
     <w:p>
       <w:r>
+        <w:rPr>
+          <w:b w:val="0"/>
+          <w:i w:val="0"/>
+        </w:rPr>
         <w:t xml:space="preserve">c) State the </w:t>
       </w:r>
       <w:r>
         <w:rPr>
           <w:b/>
+          <w:i w:val="0"/>
         </w:rPr>
         <w:t>consequence</w:t>
       </w:r>
       <w:r>
+        <w:rPr>
+          <w:b w:val="0"/>
+          <w:i w:val="0"/>
+        </w:rPr>
         <w:t xml:space="preserve"> (the marks-worthy point) that explains the difference — not just "a copy is made".</w:t>
       </w:r>
     </w:p>
@@ -1032,11 +1179,19 @@
         <w:pStyle w:val="Heading3"/>
       </w:pPr>
       <w:r>
+        <w:rPr>
+          <w:b w:val="0"/>
+          <w:i w:val="0"/>
+        </w:rPr>
         <w:t>4. Recursion TRACE — complete the call stack</w:t>
       </w:r>
     </w:p>
     <w:p>
       <w:r>
+        <w:rPr>
+          <w:b w:val="0"/>
+          <w:i w:val="0"/>
+        </w:rPr>
         <w:t>Here is a recursive factorial function:</w:t>
       </w:r>
     </w:p>
@@ -1071,37 +1226,57 @@
       <w:r>
         <w:rPr>
           <w:b/>
+          <w:i w:val="0"/>
         </w:rPr>
         <w:t>(a)</w:t>
       </w:r>
       <w:r>
+        <w:rPr>
+          <w:b w:val="0"/>
+          <w:i w:val="0"/>
+        </w:rPr>
         <w:t xml:space="preserve"> Complete the table of stack frames as they are </w:t>
       </w:r>
       <w:r>
         <w:rPr>
           <w:b/>
+          <w:i w:val="0"/>
         </w:rPr>
         <w:t>pushed</w:t>
       </w:r>
       <w:r>
+        <w:rPr>
+          <w:b w:val="0"/>
+          <w:i w:val="0"/>
+        </w:rPr>
         <w:t xml:space="preserve"> (calls going down), and the </w:t>
       </w:r>
       <w:r>
         <w:rPr>
           <w:b/>
+          <w:i w:val="0"/>
         </w:rPr>
         <w:t>returned value</w:t>
       </w:r>
       <w:r>
+        <w:rPr>
+          <w:b w:val="0"/>
+          <w:i w:val="0"/>
+        </w:rPr>
         <w:t xml:space="preserve"> as each frame is </w:t>
       </w:r>
       <w:r>
         <w:rPr>
           <w:b/>
+          <w:i w:val="0"/>
         </w:rPr>
         <w:t>popped</w:t>
       </w:r>
       <w:r>
+        <w:rPr>
+          <w:b w:val="0"/>
+          <w:i w:val="0"/>
+        </w:rPr>
         <w:t xml:space="preserve"> (LIFO, going back up). One row is done for you.</w:t>
       </w:r>
     </w:p>
@@ -1132,6 +1307,7 @@
             <w:r>
               <w:rPr>
                 <w:b/>
+                <w:i w:val="0"/>
               </w:rPr>
               <w:t>Call (frame pushed)</w:t>
             </w:r>
@@ -1151,6 +1327,7 @@
             <w:r>
               <w:rPr>
                 <w:b/>
+                <w:i w:val="0"/>
               </w:rPr>
               <w:t>Base case reached?</w:t>
             </w:r>
@@ -1170,6 +1347,7 @@
             <w:r>
               <w:rPr>
                 <w:b/>
+                <w:i w:val="0"/>
               </w:rPr>
               <w:t>Expression returned</w:t>
             </w:r>
@@ -1189,6 +1367,7 @@
             <w:r>
               <w:rPr>
                 <w:b/>
+                <w:i w:val="0"/>
               </w:rPr>
               <w:t>Value returned (on pop)</w:t>
             </w:r>
@@ -1203,6 +1382,10 @@
           <w:p>
             <w:r/>
             <w:r>
+              <w:rPr>
+                <w:b w:val="0"/>
+                <w:i w:val="0"/>
+              </w:rPr>
               <w:t>factorial(4)</w:t>
             </w:r>
           </w:p>
@@ -1214,6 +1397,10 @@
           <w:p>
             <w:r/>
             <w:r>
+              <w:rPr>
+                <w:b w:val="0"/>
+                <w:i w:val="0"/>
+              </w:rPr>
               <w:t>No</w:t>
             </w:r>
           </w:p>
@@ -1225,6 +1412,10 @@
           <w:p>
             <w:r/>
             <w:r>
+              <w:rPr>
+                <w:b w:val="0"/>
+                <w:i w:val="0"/>
+              </w:rPr>
               <w:t>4 * factorial(3)</w:t>
             </w:r>
           </w:p>
@@ -1237,14 +1428,10 @@
             <w:r/>
             <w:r>
               <w:rPr>
-                <w:b/>
+                <w:b w:val="0"/>
+                <w:i w:val="0"/>
               </w:rPr>
-              <w:t>_</w:t>
-            </w:r>
-            <w:r>
-              <w:rPr>
-                <w:b/>
-              </w:rPr>
+              <w:t>________</w:t>
             </w:r>
           </w:p>
         </w:tc>
@@ -1257,6 +1444,10 @@
           <w:p>
             <w:r/>
             <w:r>
+              <w:rPr>
+                <w:b w:val="0"/>
+                <w:i w:val="0"/>
+              </w:rPr>
               <w:t>factorial(3)</w:t>
             </w:r>
           </w:p>
@@ -1268,6 +1459,10 @@
           <w:p>
             <w:r/>
             <w:r>
+              <w:rPr>
+                <w:b w:val="0"/>
+                <w:i w:val="0"/>
+              </w:rPr>
               <w:t>No</w:t>
             </w:r>
           </w:p>
@@ -1279,6 +1474,10 @@
           <w:p>
             <w:r/>
             <w:r>
+              <w:rPr>
+                <w:b w:val="0"/>
+                <w:i w:val="0"/>
+              </w:rPr>
               <w:t>3 * factorial(2)</w:t>
             </w:r>
           </w:p>
@@ -1291,14 +1490,10 @@
             <w:r/>
             <w:r>
               <w:rPr>
-                <w:b/>
+                <w:b w:val="0"/>
+                <w:i w:val="0"/>
               </w:rPr>
-              <w:t>_</w:t>
-            </w:r>
-            <w:r>
-              <w:rPr>
-                <w:b/>
-              </w:rPr>
+              <w:t>________</w:t>
             </w:r>
           </w:p>
         </w:tc>
@@ -1311,6 +1506,10 @@
           <w:p>
             <w:r/>
             <w:r>
+              <w:rPr>
+                <w:b w:val="0"/>
+                <w:i w:val="0"/>
+              </w:rPr>
               <w:t>factorial(2)</w:t>
             </w:r>
           </w:p>
@@ -1322,6 +1521,10 @@
           <w:p>
             <w:r/>
             <w:r>
+              <w:rPr>
+                <w:b w:val="0"/>
+                <w:i w:val="0"/>
+              </w:rPr>
               <w:t>No</w:t>
             </w:r>
           </w:p>
@@ -1334,26 +1537,10 @@
             <w:r/>
             <w:r>
               <w:rPr>
-                <w:b/>
+                <w:b w:val="0"/>
+                <w:i w:val="0"/>
               </w:rPr>
-              <w:t>_</w:t>
-            </w:r>
-            <w:r>
-              <w:rPr>
-                <w:b/>
-              </w:rPr>
-              <w:t>_</w:t>
-            </w:r>
-            <w:r>
-              <w:rPr>
-                <w:b/>
-              </w:rPr>
-              <w:t>_</w:t>
-            </w:r>
-            <w:r>
-              <w:rPr>
-                <w:b/>
-              </w:rPr>
+              <w:t>__________________</w:t>
             </w:r>
           </w:p>
         </w:tc>
@@ -1365,14 +1552,10 @@
             <w:r/>
             <w:r>
               <w:rPr>
-                <w:b/>
+                <w:b w:val="0"/>
+                <w:i w:val="0"/>
               </w:rPr>
-              <w:t>_</w:t>
-            </w:r>
-            <w:r>
-              <w:rPr>
-                <w:b/>
-              </w:rPr>
+              <w:t>________</w:t>
             </w:r>
           </w:p>
         </w:tc>
@@ -1385,6 +1568,10 @@
           <w:p>
             <w:r/>
             <w:r>
+              <w:rPr>
+                <w:b w:val="0"/>
+                <w:i w:val="0"/>
+              </w:rPr>
               <w:t>factorial(1)</w:t>
             </w:r>
           </w:p>
@@ -1396,6 +1583,10 @@
           <w:p>
             <w:r/>
             <w:r>
+              <w:rPr>
+                <w:b w:val="0"/>
+                <w:i w:val="0"/>
+              </w:rPr>
               <w:t>No</w:t>
             </w:r>
           </w:p>
@@ -1408,26 +1599,10 @@
             <w:r/>
             <w:r>
               <w:rPr>
-                <w:b/>
+                <w:b w:val="0"/>
+                <w:i w:val="0"/>
               </w:rPr>
-              <w:t>_</w:t>
-            </w:r>
-            <w:r>
-              <w:rPr>
-                <w:b/>
-              </w:rPr>
-              <w:t>_</w:t>
-            </w:r>
-            <w:r>
-              <w:rPr>
-                <w:b/>
-              </w:rPr>
-              <w:t>_</w:t>
-            </w:r>
-            <w:r>
-              <w:rPr>
-                <w:b/>
-              </w:rPr>
+              <w:t>__________________</w:t>
             </w:r>
           </w:p>
         </w:tc>
@@ -1439,14 +1614,10 @@
             <w:r/>
             <w:r>
               <w:rPr>
-                <w:b/>
+                <w:b w:val="0"/>
+                <w:i w:val="0"/>
               </w:rPr>
-              <w:t>_</w:t>
-            </w:r>
-            <w:r>
-              <w:rPr>
-                <w:b/>
-              </w:rPr>
+              <w:t>________</w:t>
             </w:r>
           </w:p>
         </w:tc>
@@ -1459,6 +1630,10 @@
           <w:p>
             <w:r/>
             <w:r>
+              <w:rPr>
+                <w:b w:val="0"/>
+                <w:i w:val="0"/>
+              </w:rPr>
               <w:t>factorial(0)</w:t>
             </w:r>
           </w:p>
@@ -1472,6 +1647,7 @@
             <w:r>
               <w:rPr>
                 <w:b/>
+                <w:i w:val="0"/>
               </w:rPr>
               <w:t>Yes</w:t>
             </w:r>
@@ -1484,6 +1660,10 @@
           <w:p>
             <w:r/>
             <w:r>
+              <w:rPr>
+                <w:b w:val="0"/>
+                <w:i w:val="0"/>
+              </w:rPr>
               <w:t>return 1</w:t>
             </w:r>
           </w:p>
@@ -1497,6 +1677,7 @@
             <w:r>
               <w:rPr>
                 <w:b/>
+                <w:i w:val="0"/>
               </w:rPr>
               <w:t>1</w:t>
             </w:r>
@@ -1509,58 +1690,63 @@
       <w:r>
         <w:rPr>
           <w:b/>
+          <w:i w:val="0"/>
         </w:rPr>
         <w:t>(b)</w:t>
       </w:r>
       <w:r>
+        <w:rPr>
+          <w:b w:val="0"/>
+          <w:i w:val="0"/>
+        </w:rPr>
         <w:t xml:space="preserve"> Final value printed by </w:t>
       </w:r>
       <w:r>
         <w:rPr>
           <w:rFonts w:ascii="Consolas" w:hAnsi="Consolas"/>
+          <w:b w:val="0"/>
+          <w:i w:val="0"/>
           <w:sz w:val="19"/>
         </w:rPr>
         <w:t>print(factorial(4))</w:t>
       </w:r>
       <w:r>
-        <w:t xml:space="preserve">: </w:t>
-      </w:r>
-      <w:r>
-        <w:rPr>
-          <w:b/>
-        </w:rPr>
-        <w:t>_</w:t>
-      </w:r>
-      <w:r>
-        <w:rPr>
-          <w:b/>
-        </w:rPr>
-        <w:t>_</w:t>
-      </w:r>
-      <w:r>
-        <w:rPr>
-          <w:b/>
-        </w:rPr>
+        <w:rPr>
+          <w:b w:val="0"/>
+          <w:i w:val="0"/>
+        </w:rPr>
+        <w:t>: ____________</w:t>
       </w:r>
     </w:p>
     <w:p>
       <w:r>
         <w:rPr>
           <w:b/>
+          <w:i w:val="0"/>
         </w:rPr>
         <w:t>(c)</w:t>
       </w:r>
       <w:r>
+        <w:rPr>
+          <w:b w:val="0"/>
+          <w:i w:val="0"/>
+        </w:rPr>
         <w:t xml:space="preserve"> What error occurs, and why, if the base case </w:t>
       </w:r>
       <w:r>
         <w:rPr>
           <w:rFonts w:ascii="Consolas" w:hAnsi="Consolas"/>
+          <w:b w:val="0"/>
+          <w:i w:val="0"/>
           <w:sz w:val="19"/>
         </w:rPr>
         <w:t>if n == 0</w:t>
       </w:r>
       <w:r>
+        <w:rPr>
+          <w:b w:val="0"/>
+          <w:i w:val="0"/>
+        </w:rPr>
         <w:t xml:space="preserve"> were removed?</w:t>
       </w:r>
     </w:p>
@@ -1590,115 +1776,183 @@
         <w:pStyle w:val="Heading3"/>
       </w:pPr>
       <w:r>
+        <w:rPr>
+          <w:b w:val="0"/>
+          <w:i w:val="0"/>
+        </w:rPr>
         <w:t>5. Write/complete a class in OCR pseudocode (with inheritance)</w:t>
       </w:r>
     </w:p>
     <w:p>
       <w:r>
+        <w:rPr>
+          <w:b w:val="0"/>
+          <w:i w:val="0"/>
+        </w:rPr>
         <w:t xml:space="preserve">Complete the two classes below. </w:t>
       </w:r>
       <w:r>
         <w:rPr>
           <w:rFonts w:ascii="Consolas" w:hAnsi="Consolas"/>
+          <w:b w:val="0"/>
+          <w:i w:val="0"/>
           <w:sz w:val="19"/>
         </w:rPr>
         <w:t>Vehicle</w:t>
       </w:r>
       <w:r>
+        <w:rPr>
+          <w:b w:val="0"/>
+          <w:i w:val="0"/>
+        </w:rPr>
         <w:t xml:space="preserve"> should store </w:t>
       </w:r>
       <w:r>
         <w:rPr>
           <w:b/>
+          <w:i w:val="0"/>
         </w:rPr>
         <w:t>make</w:t>
       </w:r>
       <w:r>
+        <w:rPr>
+          <w:b w:val="0"/>
+          <w:i w:val="0"/>
+        </w:rPr>
         <w:t xml:space="preserve"> and </w:t>
       </w:r>
       <w:r>
         <w:rPr>
           <w:b/>
+          <w:i w:val="0"/>
         </w:rPr>
         <w:t>numWheels</w:t>
       </w:r>
       <w:r>
+        <w:rPr>
+          <w:b w:val="0"/>
+          <w:i w:val="0"/>
+        </w:rPr>
         <w:t xml:space="preserve"> as </w:t>
       </w:r>
       <w:r>
         <w:rPr>
           <w:b/>
+          <w:i w:val="0"/>
         </w:rPr>
         <w:t>private</w:t>
       </w:r>
       <w:r>
+        <w:rPr>
+          <w:b w:val="0"/>
+          <w:i w:val="0"/>
+        </w:rPr>
         <w:t xml:space="preserve"> attributes set by a constructor, plus a method </w:t>
       </w:r>
       <w:r>
         <w:rPr>
           <w:rFonts w:ascii="Consolas" w:hAnsi="Consolas"/>
+          <w:b w:val="0"/>
+          <w:i w:val="0"/>
           <w:sz w:val="19"/>
         </w:rPr>
         <w:t>describe()</w:t>
       </w:r>
       <w:r>
+        <w:rPr>
+          <w:b w:val="0"/>
+          <w:i w:val="0"/>
+        </w:rPr>
         <w:t xml:space="preserve"> that prints them. </w:t>
       </w:r>
       <w:r>
         <w:rPr>
           <w:rFonts w:ascii="Consolas" w:hAnsi="Consolas"/>
+          <w:b w:val="0"/>
+          <w:i w:val="0"/>
           <w:sz w:val="19"/>
         </w:rPr>
         <w:t>Car</w:t>
       </w:r>
       <w:r>
+        <w:rPr>
+          <w:b w:val="0"/>
+          <w:i w:val="0"/>
+        </w:rPr>
         <w:t xml:space="preserve"> should </w:t>
       </w:r>
       <w:r>
         <w:rPr>
           <w:b/>
+          <w:i w:val="0"/>
         </w:rPr>
         <w:t>inherit</w:t>
       </w:r>
       <w:r>
+        <w:rPr>
+          <w:b w:val="0"/>
+          <w:i w:val="0"/>
+        </w:rPr>
         <w:t xml:space="preserve"> from </w:t>
       </w:r>
       <w:r>
         <w:rPr>
           <w:rFonts w:ascii="Consolas" w:hAnsi="Consolas"/>
+          <w:b w:val="0"/>
+          <w:i w:val="0"/>
           <w:sz w:val="19"/>
         </w:rPr>
         <w:t>Vehicle</w:t>
       </w:r>
       <w:r>
+        <w:rPr>
+          <w:b w:val="0"/>
+          <w:i w:val="0"/>
+        </w:rPr>
         <w:t xml:space="preserve">, add a private attribute </w:t>
       </w:r>
       <w:r>
         <w:rPr>
           <w:b/>
+          <w:i w:val="0"/>
         </w:rPr>
         <w:t>doors</w:t>
       </w:r>
       <w:r>
+        <w:rPr>
+          <w:b w:val="0"/>
+          <w:i w:val="0"/>
+        </w:rPr>
         <w:t xml:space="preserve">, and </w:t>
       </w:r>
       <w:r>
         <w:rPr>
           <w:b/>
+          <w:i w:val="0"/>
         </w:rPr>
         <w:t>override</w:t>
       </w:r>
       <w:r>
+        <w:rPr>
+          <w:b w:val="0"/>
+          <w:i w:val="0"/>
+        </w:rPr>
         <w:t xml:space="preserve"> </w:t>
       </w:r>
       <w:r>
         <w:rPr>
           <w:rFonts w:ascii="Consolas" w:hAnsi="Consolas"/>
+          <w:b w:val="0"/>
+          <w:i w:val="0"/>
           <w:sz w:val="19"/>
         </w:rPr>
         <w:t>describe()</w:t>
       </w:r>
       <w:r>
+        <w:rPr>
+          <w:b w:val="0"/>
+          <w:i w:val="0"/>
+        </w:rPr>
         <w:t xml:space="preserve"> to also print the number of doors.</w:t>
       </w:r>
     </w:p>
@@ -1770,114 +2024,107 @@
     </w:p>
     <w:p>
       <w:r>
+        <w:rPr>
+          <w:b w:val="0"/>
+          <w:i w:val="0"/>
+        </w:rPr>
         <w:t>a) Fill in every blank above.</w:t>
       </w:r>
     </w:p>
     <w:p>
       <w:r>
+        <w:rPr>
+          <w:b w:val="0"/>
+          <w:i w:val="0"/>
+        </w:rPr>
         <w:t xml:space="preserve">b) Name the OOP principle shown by keeping </w:t>
       </w:r>
       <w:r>
         <w:rPr>
           <w:rFonts w:ascii="Consolas" w:hAnsi="Consolas"/>
+          <w:b w:val="0"/>
+          <w:i w:val="0"/>
           <w:sz w:val="19"/>
         </w:rPr>
         <w:t>make</w:t>
       </w:r>
       <w:r>
+        <w:rPr>
+          <w:b w:val="0"/>
+          <w:i w:val="0"/>
+        </w:rPr>
         <w:t>/</w:t>
       </w:r>
       <w:r>
         <w:rPr>
           <w:rFonts w:ascii="Consolas" w:hAnsi="Consolas"/>
+          <w:b w:val="0"/>
+          <w:i w:val="0"/>
           <w:sz w:val="19"/>
         </w:rPr>
         <w:t>numWheels</w:t>
       </w:r>
       <w:r>
+        <w:rPr>
+          <w:b w:val="0"/>
+          <w:i w:val="0"/>
+        </w:rPr>
         <w:t xml:space="preserve"> </w:t>
       </w:r>
       <w:r>
         <w:rPr>
           <w:b/>
+          <w:i w:val="0"/>
         </w:rPr>
         <w:t>private</w:t>
       </w:r>
       <w:r>
-        <w:t xml:space="preserve"> and only changing them through methods. </w:t>
-      </w:r>
-      <w:r>
-        <w:rPr>
-          <w:b/>
-        </w:rPr>
-        <w:t>_</w:t>
-      </w:r>
-      <w:r>
-        <w:rPr>
-          <w:b/>
-        </w:rPr>
-        <w:t>_</w:t>
-      </w:r>
-      <w:r>
-        <w:rPr>
-          <w:b/>
-        </w:rPr>
-        <w:t>_</w:t>
-      </w:r>
-      <w:r>
-        <w:rPr>
-          <w:b/>
-        </w:rPr>
-        <w:t>_</w:t>
+        <w:rPr>
+          <w:b w:val="0"/>
+          <w:i w:val="0"/>
+        </w:rPr>
+        <w:t xml:space="preserve"> and only changing them through methods. ____________________</w:t>
       </w:r>
     </w:p>
     <w:p>
       <w:r>
+        <w:rPr>
+          <w:b w:val="0"/>
+          <w:i w:val="0"/>
+        </w:rPr>
         <w:t xml:space="preserve">c) Name the OOP principle shown when </w:t>
       </w:r>
       <w:r>
         <w:rPr>
           <w:rFonts w:ascii="Consolas" w:hAnsi="Consolas"/>
+          <w:b w:val="0"/>
+          <w:i w:val="0"/>
           <w:sz w:val="19"/>
         </w:rPr>
         <w:t>Car</w:t>
       </w:r>
       <w:r>
+        <w:rPr>
+          <w:b w:val="0"/>
+          <w:i w:val="0"/>
+        </w:rPr>
         <w:t xml:space="preserve">'s </w:t>
       </w:r>
       <w:r>
         <w:rPr>
           <w:rFonts w:ascii="Consolas" w:hAnsi="Consolas"/>
+          <w:b w:val="0"/>
+          <w:i w:val="0"/>
           <w:sz w:val="19"/>
         </w:rPr>
         <w:t>describe()</w:t>
       </w:r>
       <w:r>
-        <w:t xml:space="preserve"> replaces the inherited one. </w:t>
-      </w:r>
-      <w:r>
-        <w:rPr>
-          <w:b/>
-        </w:rPr>
-        <w:t>_</w:t>
-      </w:r>
-      <w:r>
-        <w:rPr>
-          <w:b/>
-        </w:rPr>
-        <w:t>_</w:t>
-      </w:r>
-      <w:r>
-        <w:rPr>
-          <w:b/>
-        </w:rPr>
-        <w:t>_</w:t>
-      </w:r>
-      <w:r>
-        <w:rPr>
-          <w:b/>
-        </w:rPr>
-        <w:t>_</w:t>
+        <w:rPr>
+          <w:b w:val="0"/>
+          <w:i w:val="0"/>
+        </w:rPr>
+        <w:t xml:space="preserve"> replaces the inherited one. ____________________</w:t>
       </w:r>
     </w:p>
     <w:p>
@@ -1892,224 +2139,132 @@
         <w:pStyle w:val="Heading3"/>
       </w:pPr>
       <w:r>
+        <w:rPr>
+          <w:b w:val="0"/>
+          <w:i w:val="0"/>
+        </w:rPr>
         <w:t>6. Match the computational method to its use</w:t>
       </w:r>
     </w:p>
     <w:p>
       <w:r>
+        <w:rPr>
+          <w:b w:val="0"/>
+          <w:i w:val="0"/>
+        </w:rPr>
         <w:t xml:space="preserve">Methods: </w:t>
       </w:r>
       <w:r>
         <w:rPr>
           <w:b/>
+          <w:i w:val="0"/>
         </w:rPr>
         <w:t>Backtracking · Data mining · Heuristics · Performance modelling · Pipelining · Visualisation</w:t>
       </w:r>
     </w:p>
     <w:p>
       <w:r>
+        <w:rPr>
+          <w:b w:val="0"/>
+          <w:i w:val="0"/>
+        </w:rPr>
         <w:t>Write the best-fit method next to each use.</w:t>
       </w:r>
     </w:p>
     <w:p>
       <w:r>
+        <w:rPr>
+          <w:b w:val="0"/>
+          <w:i w:val="0"/>
+        </w:rPr>
         <w:t xml:space="preserve">a) Splitting CPU instruction handling into fetch–decode–execute </w:t>
       </w:r>
       <w:r>
         <w:rPr>
           <w:b/>
+          <w:i w:val="0"/>
         </w:rPr>
         <w:t>stages</w:t>
       </w:r>
       <w:r>
-        <w:t xml:space="preserve"> so different instructions are processed at once. → </w:t>
-      </w:r>
-      <w:r>
-        <w:rPr>
-          <w:b/>
-        </w:rPr>
-        <w:t>_</w:t>
-      </w:r>
-      <w:r>
-        <w:rPr>
-          <w:b/>
-        </w:rPr>
-        <w:t>_</w:t>
-      </w:r>
-      <w:r>
-        <w:rPr>
-          <w:b/>
-        </w:rPr>
-        <w:t>_</w:t>
-      </w:r>
-      <w:r>
-        <w:rPr>
-          <w:b/>
-        </w:rPr>
-        <w:t>_</w:t>
+        <w:rPr>
+          <w:b w:val="0"/>
+          <w:i w:val="0"/>
+        </w:rPr>
+        <w:t xml:space="preserve"> so different instructions are processed at once. → ____________________</w:t>
       </w:r>
     </w:p>
     <w:p>
       <w:r>
-        <w:t xml:space="preserve">b) Searching a supermarket's huge loyalty-card records for hidden buying patterns and correlations. → </w:t>
-      </w:r>
-      <w:r>
-        <w:rPr>
-          <w:b/>
-        </w:rPr>
-        <w:t>_</w:t>
-      </w:r>
-      <w:r>
-        <w:rPr>
-          <w:b/>
-        </w:rPr>
-        <w:t>_</w:t>
-      </w:r>
-      <w:r>
-        <w:rPr>
-          <w:b/>
-        </w:rPr>
-        <w:t>_</w:t>
-      </w:r>
-      <w:r>
-        <w:rPr>
-          <w:b/>
-        </w:rPr>
-        <w:t>_</w:t>
+        <w:rPr>
+          <w:b w:val="0"/>
+          <w:i w:val="0"/>
+        </w:rPr>
+        <w:t>b) Searching a supermarket's huge loyalty-card records for hidden buying patterns and correlations. → ____________________</w:t>
       </w:r>
     </w:p>
     <w:p>
       <w:r>
+        <w:rPr>
+          <w:b w:val="0"/>
+          <w:i w:val="0"/>
+        </w:rPr>
         <w:t xml:space="preserve">c) A satnav using a </w:t>
       </w:r>
       <w:r>
         <w:rPr>
           <w:b/>
+          <w:i w:val="0"/>
         </w:rPr>
         <w:t>rule-of-thumb</w:t>
       </w:r>
       <w:r>
-        <w:t xml:space="preserve"> (A\*) to find a good-enough route quickly rather than the guaranteed-best one. → </w:t>
-      </w:r>
-      <w:r>
-        <w:rPr>
-          <w:b/>
-        </w:rPr>
-        <w:t>_</w:t>
-      </w:r>
-      <w:r>
-        <w:rPr>
-          <w:b/>
-        </w:rPr>
-        <w:t>_</w:t>
-      </w:r>
-      <w:r>
-        <w:rPr>
-          <w:b/>
-        </w:rPr>
-        <w:t>_</w:t>
-      </w:r>
-      <w:r>
-        <w:rPr>
-          <w:b/>
-        </w:rPr>
-        <w:t>_</w:t>
+        <w:rPr>
+          <w:b w:val="0"/>
+          <w:i w:val="0"/>
+        </w:rPr>
+        <w:t xml:space="preserve"> (A*) to find a good-enough route quickly rather than the guaranteed-best one. → ____________________</w:t>
       </w:r>
     </w:p>
     <w:p>
       <w:r>
+        <w:rPr>
+          <w:b w:val="0"/>
+          <w:i w:val="0"/>
+        </w:rPr>
         <w:t xml:space="preserve">d) Solving a Sudoku by trying a value, and on a </w:t>
       </w:r>
       <w:r>
         <w:rPr>
           <w:b/>
+          <w:i w:val="0"/>
         </w:rPr>
         <w:t>dead end</w:t>
       </w:r>
       <w:r>
-        <w:t xml:space="preserve"> returning to the last choice to try another. → </w:t>
-      </w:r>
-      <w:r>
-        <w:rPr>
-          <w:b/>
-        </w:rPr>
-        <w:t>_</w:t>
-      </w:r>
-      <w:r>
-        <w:rPr>
-          <w:b/>
-        </w:rPr>
-        <w:t>_</w:t>
-      </w:r>
-      <w:r>
-        <w:rPr>
-          <w:b/>
-        </w:rPr>
-        <w:t>_</w:t>
-      </w:r>
-      <w:r>
-        <w:rPr>
-          <w:b/>
-        </w:rPr>
-        <w:t>_</w:t>
+        <w:rPr>
+          <w:b w:val="0"/>
+          <w:i w:val="0"/>
+        </w:rPr>
+        <w:t xml:space="preserve"> returning to the last choice to try another. → ____________________</w:t>
       </w:r>
     </w:p>
     <w:p>
       <w:r>
-        <w:t xml:space="preserve">e) Using a simulation to predict server load before the system is built. → </w:t>
-      </w:r>
-      <w:r>
-        <w:rPr>
-          <w:b/>
-        </w:rPr>
-        <w:t>_</w:t>
-      </w:r>
-      <w:r>
-        <w:rPr>
-          <w:b/>
-        </w:rPr>
-        <w:t>_</w:t>
-      </w:r>
-      <w:r>
-        <w:rPr>
-          <w:b/>
-        </w:rPr>
-        <w:t>_</w:t>
-      </w:r>
-      <w:r>
-        <w:rPr>
-          <w:b/>
-        </w:rPr>
-        <w:t>_</w:t>
+        <w:rPr>
+          <w:b w:val="0"/>
+          <w:i w:val="0"/>
+        </w:rPr>
+        <w:t>e) Using a simulation to predict server load before the system is built. → ____________________</w:t>
       </w:r>
     </w:p>
     <w:p>
       <w:r>
-        <w:t xml:space="preserve">f) Turning data into heat maps and charts to reveal trends and aid decisions. → </w:t>
-      </w:r>
-      <w:r>
-        <w:rPr>
-          <w:b/>
-        </w:rPr>
-        <w:t>_</w:t>
-      </w:r>
-      <w:r>
-        <w:rPr>
-          <w:b/>
-        </w:rPr>
-        <w:t>_</w:t>
-      </w:r>
-      <w:r>
-        <w:rPr>
-          <w:b/>
-        </w:rPr>
-        <w:t>_</w:t>
-      </w:r>
-      <w:r>
-        <w:rPr>
-          <w:b/>
-        </w:rPr>
-        <w:t>_</w:t>
+        <w:rPr>
+          <w:b w:val="0"/>
+          <w:i w:val="0"/>
+        </w:rPr>
+        <w:t>f) Turning data into heat maps and charts to reveal trends and aid decisions. → ____________________</w:t>
       </w:r>
     </w:p>
     <w:p>
@@ -2124,6 +2279,10 @@
         <w:pStyle w:val="Heading3"/>
       </w:pPr>
       <w:r>
+        <w:rPr>
+          <w:b w:val="0"/>
+          <w:i w:val="0"/>
+        </w:rPr>
         <w:t>7. Challenge box</w:t>
       </w:r>
     </w:p>
@@ -2135,6 +2294,7 @@
       <w:r>
         <w:rPr>
           <w:b/>
+          <w:i w:val="0"/>
         </w:rPr>
         <w:t>Challenge — convert iteration to recursion.</w:t>
       </w:r>
@@ -2151,15 +2311,24 @@
         <w:shd w:fill="FFF8E7"/>
       </w:pPr>
       <w:r>
+        <w:rPr>
+          <w:b w:val="0"/>
+          <w:i w:val="0"/>
+        </w:rPr>
         <w:t xml:space="preserve">Here is an </w:t>
       </w:r>
       <w:r>
         <w:rPr>
           <w:b/>
+          <w:i w:val="0"/>
         </w:rPr>
         <w:t>iterative</w:t>
       </w:r>
       <w:r>
+        <w:rPr>
+          <w:b w:val="0"/>
+          <w:i w:val="0"/>
+        </w:rPr>
         <w:t xml:space="preserve"> countdown procedure:</w:t>
       </w:r>
     </w:p>
@@ -2177,6 +2346,8 @@
       <w:r>
         <w:rPr>
           <w:rFonts w:ascii="Consolas" w:hAnsi="Consolas"/>
+          <w:b w:val="0"/>
+          <w:i w:val="0"/>
           <w:sz w:val="19"/>
         </w:rPr>
         <w:t>`</w:t>
@@ -2188,6 +2359,10 @@
         <w:shd w:fill="FFF8E7"/>
       </w:pPr>
       <w:r>
+        <w:rPr>
+          <w:b w:val="0"/>
+          <w:i w:val="0"/>
+        </w:rPr>
         <w:t>procedure countdown(n)</w:t>
       </w:r>
     </w:p>
@@ -2197,6 +2372,10 @@
         <w:shd w:fill="FFF8E7"/>
       </w:pPr>
       <w:r>
+        <w:rPr>
+          <w:b w:val="0"/>
+          <w:i w:val="0"/>
+        </w:rPr>
         <w:t xml:space="preserve">    while n &gt; 0</w:t>
       </w:r>
     </w:p>
@@ -2206,6 +2385,10 @@
         <w:shd w:fill="FFF8E7"/>
       </w:pPr>
       <w:r>
+        <w:rPr>
+          <w:b w:val="0"/>
+          <w:i w:val="0"/>
+        </w:rPr>
         <w:t xml:space="preserve">        print(n)</w:t>
       </w:r>
     </w:p>
@@ -2215,6 +2398,10 @@
         <w:shd w:fill="FFF8E7"/>
       </w:pPr>
       <w:r>
+        <w:rPr>
+          <w:b w:val="0"/>
+          <w:i w:val="0"/>
+        </w:rPr>
         <w:t xml:space="preserve">        n = n - 1</w:t>
       </w:r>
     </w:p>
@@ -2224,6 +2411,10 @@
         <w:shd w:fill="FFF8E7"/>
       </w:pPr>
       <w:r>
+        <w:rPr>
+          <w:b w:val="0"/>
+          <w:i w:val="0"/>
+        </w:rPr>
         <w:t xml:space="preserve">    endwhile</w:t>
       </w:r>
     </w:p>
@@ -2233,6 +2424,10 @@
         <w:shd w:fill="FFF8E7"/>
       </w:pPr>
       <w:r>
+        <w:rPr>
+          <w:b w:val="0"/>
+          <w:i w:val="0"/>
+        </w:rPr>
         <w:t xml:space="preserve">    print("Liftoff")</w:t>
       </w:r>
     </w:p>
@@ -2242,6 +2437,10 @@
         <w:shd w:fill="FFF8E7"/>
       </w:pPr>
       <w:r>
+        <w:rPr>
+          <w:b w:val="0"/>
+          <w:i w:val="0"/>
+        </w:rPr>
         <w:t>endprocedure</w:t>
       </w:r>
     </w:p>
@@ -2253,6 +2452,8 @@
       <w:r>
         <w:rPr>
           <w:rFonts w:ascii="Consolas" w:hAnsi="Consolas"/>
+          <w:b w:val="0"/>
+          <w:i w:val="0"/>
           <w:sz w:val="19"/>
         </w:rPr>
         <w:t>`</w:t>
@@ -2270,43 +2471,68 @@
         <w:shd w:fill="FFF8E7"/>
       </w:pPr>
       <w:r>
+        <w:rPr>
+          <w:b w:val="0"/>
+          <w:i w:val="0"/>
+        </w:rPr>
         <w:t xml:space="preserve">(i) Rewrite it as a </w:t>
       </w:r>
       <w:r>
         <w:rPr>
           <w:b/>
+          <w:i w:val="0"/>
         </w:rPr>
         <w:t>recursive</w:t>
       </w:r>
       <w:r>
+        <w:rPr>
+          <w:b w:val="0"/>
+          <w:i w:val="0"/>
+        </w:rPr>
         <w:t xml:space="preserve"> procedure </w:t>
       </w:r>
       <w:r>
         <w:rPr>
           <w:rFonts w:ascii="Consolas" w:hAnsi="Consolas"/>
+          <w:b w:val="0"/>
+          <w:i w:val="0"/>
           <w:sz w:val="19"/>
         </w:rPr>
         <w:t>countdownR(n)</w:t>
       </w:r>
       <w:r>
+        <w:rPr>
+          <w:b w:val="0"/>
+          <w:i w:val="0"/>
+        </w:rPr>
         <w:t xml:space="preserve"> with the same output. Clearly mark your </w:t>
       </w:r>
       <w:r>
         <w:rPr>
           <w:b/>
+          <w:i w:val="0"/>
         </w:rPr>
         <w:t>base case</w:t>
       </w:r>
       <w:r>
+        <w:rPr>
+          <w:b w:val="0"/>
+          <w:i w:val="0"/>
+        </w:rPr>
         <w:t xml:space="preserve"> and your </w:t>
       </w:r>
       <w:r>
         <w:rPr>
           <w:b/>
+          <w:i w:val="0"/>
         </w:rPr>
         <w:t>recursive case</w:t>
       </w:r>
       <w:r>
+        <w:rPr>
+          <w:b w:val="0"/>
+          <w:i w:val="0"/>
+        </w:rPr>
         <w:t>.</w:t>
       </w:r>
     </w:p>
@@ -2324,6 +2550,8 @@
       <w:r>
         <w:rPr>
           <w:rFonts w:ascii="Consolas" w:hAnsi="Consolas"/>
+          <w:b w:val="0"/>
+          <w:i w:val="0"/>
           <w:sz w:val="19"/>
         </w:rPr>
         <w:t>`</w:t>
@@ -2335,6 +2563,10 @@
         <w:shd w:fill="FFF8E7"/>
       </w:pPr>
       <w:r>
+        <w:rPr>
+          <w:b w:val="0"/>
+          <w:i w:val="0"/>
+        </w:rPr>
         <w:t>procedure countdownR(n)</w:t>
       </w:r>
     </w:p>
@@ -2350,66 +2582,11 @@
         <w:shd w:fill="FFF8E7"/>
       </w:pPr>
       <w:r>
-        <w:t xml:space="preserve">    </w:t>
-      </w:r>
-      <w:r>
-        <w:rPr>
-          <w:b/>
-        </w:rPr>
-        <w:t>_</w:t>
-      </w:r>
-      <w:r>
-        <w:rPr>
-          <w:b/>
-        </w:rPr>
-        <w:t>_</w:t>
-      </w:r>
-      <w:r>
-        <w:rPr>
-          <w:b/>
-        </w:rPr>
-        <w:t>_</w:t>
-      </w:r>
-      <w:r>
-        <w:rPr>
-          <w:b/>
-        </w:rPr>
-        <w:t>_</w:t>
-      </w:r>
-      <w:r>
-        <w:rPr>
-          <w:b/>
-        </w:rPr>
-        <w:t>_</w:t>
-      </w:r>
-      <w:r>
-        <w:rPr>
-          <w:b/>
-        </w:rPr>
-        <w:t>_</w:t>
-      </w:r>
-      <w:r>
-        <w:rPr>
-          <w:b/>
-        </w:rPr>
-        <w:t>_</w:t>
-      </w:r>
-      <w:r>
-        <w:rPr>
-          <w:b/>
-        </w:rPr>
-        <w:t>_</w:t>
-      </w:r>
-      <w:r>
-        <w:rPr>
-          <w:b/>
-        </w:rPr>
-        <w:t>_</w:t>
-      </w:r>
-      <w:r>
-        <w:rPr>
-          <w:b/>
-        </w:rPr>
+        <w:rPr>
+          <w:b w:val="0"/>
+          <w:i w:val="0"/>
+        </w:rPr>
+        <w:t xml:space="preserve">    ________________________________________________</w:t>
       </w:r>
     </w:p>
     <w:p>
@@ -2424,66 +2601,11 @@
         <w:shd w:fill="FFF8E7"/>
       </w:pPr>
       <w:r>
-        <w:t xml:space="preserve">    </w:t>
-      </w:r>
-      <w:r>
-        <w:rPr>
-          <w:b/>
-        </w:rPr>
-        <w:t>_</w:t>
-      </w:r>
-      <w:r>
-        <w:rPr>
-          <w:b/>
-        </w:rPr>
-        <w:t>_</w:t>
-      </w:r>
-      <w:r>
-        <w:rPr>
-          <w:b/>
-        </w:rPr>
-        <w:t>_</w:t>
-      </w:r>
-      <w:r>
-        <w:rPr>
-          <w:b/>
-        </w:rPr>
-        <w:t>_</w:t>
-      </w:r>
-      <w:r>
-        <w:rPr>
-          <w:b/>
-        </w:rPr>
-        <w:t>_</w:t>
-      </w:r>
-      <w:r>
-        <w:rPr>
-          <w:b/>
-        </w:rPr>
-        <w:t>_</w:t>
-      </w:r>
-      <w:r>
-        <w:rPr>
-          <w:b/>
-        </w:rPr>
-        <w:t>_</w:t>
-      </w:r>
-      <w:r>
-        <w:rPr>
-          <w:b/>
-        </w:rPr>
-        <w:t>_</w:t>
-      </w:r>
-      <w:r>
-        <w:rPr>
-          <w:b/>
-        </w:rPr>
-        <w:t>_</w:t>
-      </w:r>
-      <w:r>
-        <w:rPr>
-          <w:b/>
-        </w:rPr>
+        <w:rPr>
+          <w:b w:val="0"/>
+          <w:i w:val="0"/>
+        </w:rPr>
+        <w:t xml:space="preserve">    ________________________________________________</w:t>
       </w:r>
     </w:p>
     <w:p>
@@ -2498,66 +2620,11 @@
         <w:shd w:fill="FFF8E7"/>
       </w:pPr>
       <w:r>
-        <w:t xml:space="preserve">    </w:t>
-      </w:r>
-      <w:r>
-        <w:rPr>
-          <w:b/>
-        </w:rPr>
-        <w:t>_</w:t>
-      </w:r>
-      <w:r>
-        <w:rPr>
-          <w:b/>
-        </w:rPr>
-        <w:t>_</w:t>
-      </w:r>
-      <w:r>
-        <w:rPr>
-          <w:b/>
-        </w:rPr>
-        <w:t>_</w:t>
-      </w:r>
-      <w:r>
-        <w:rPr>
-          <w:b/>
-        </w:rPr>
-        <w:t>_</w:t>
-      </w:r>
-      <w:r>
-        <w:rPr>
-          <w:b/>
-        </w:rPr>
-        <w:t>_</w:t>
-      </w:r>
-      <w:r>
-        <w:rPr>
-          <w:b/>
-        </w:rPr>
-        <w:t>_</w:t>
-      </w:r>
-      <w:r>
-        <w:rPr>
-          <w:b/>
-        </w:rPr>
-        <w:t>_</w:t>
-      </w:r>
-      <w:r>
-        <w:rPr>
-          <w:b/>
-        </w:rPr>
-        <w:t>_</w:t>
-      </w:r>
-      <w:r>
-        <w:rPr>
-          <w:b/>
-        </w:rPr>
-        <w:t>_</w:t>
-      </w:r>
-      <w:r>
-        <w:rPr>
-          <w:b/>
-        </w:rPr>
+        <w:rPr>
+          <w:b w:val="0"/>
+          <w:i w:val="0"/>
+        </w:rPr>
+        <w:t xml:space="preserve">    ________________________________________________</w:t>
       </w:r>
     </w:p>
     <w:p>
@@ -2572,66 +2639,11 @@
         <w:shd w:fill="FFF8E7"/>
       </w:pPr>
       <w:r>
-        <w:t xml:space="preserve">    </w:t>
-      </w:r>
-      <w:r>
-        <w:rPr>
-          <w:b/>
-        </w:rPr>
-        <w:t>_</w:t>
-      </w:r>
-      <w:r>
-        <w:rPr>
-          <w:b/>
-        </w:rPr>
-        <w:t>_</w:t>
-      </w:r>
-      <w:r>
-        <w:rPr>
-          <w:b/>
-        </w:rPr>
-        <w:t>_</w:t>
-      </w:r>
-      <w:r>
-        <w:rPr>
-          <w:b/>
-        </w:rPr>
-        <w:t>_</w:t>
-      </w:r>
-      <w:r>
-        <w:rPr>
-          <w:b/>
-        </w:rPr>
-        <w:t>_</w:t>
-      </w:r>
-      <w:r>
-        <w:rPr>
-          <w:b/>
-        </w:rPr>
-        <w:t>_</w:t>
-      </w:r>
-      <w:r>
-        <w:rPr>
-          <w:b/>
-        </w:rPr>
-        <w:t>_</w:t>
-      </w:r>
-      <w:r>
-        <w:rPr>
-          <w:b/>
-        </w:rPr>
-        <w:t>_</w:t>
-      </w:r>
-      <w:r>
-        <w:rPr>
-          <w:b/>
-        </w:rPr>
-        <w:t>_</w:t>
-      </w:r>
-      <w:r>
-        <w:rPr>
-          <w:b/>
-        </w:rPr>
+        <w:rPr>
+          <w:b w:val="0"/>
+          <w:i w:val="0"/>
+        </w:rPr>
+        <w:t xml:space="preserve">    ________________________________________________</w:t>
       </w:r>
     </w:p>
     <w:p>
@@ -2646,6 +2658,10 @@
         <w:shd w:fill="FFF8E7"/>
       </w:pPr>
       <w:r>
+        <w:rPr>
+          <w:b w:val="0"/>
+          <w:i w:val="0"/>
+        </w:rPr>
         <w:t>endprocedure</w:t>
       </w:r>
     </w:p>
@@ -2657,6 +2673,8 @@
       <w:r>
         <w:rPr>
           <w:rFonts w:ascii="Consolas" w:hAnsi="Consolas"/>
+          <w:b w:val="0"/>
+          <w:i w:val="0"/>
           <w:sz w:val="19"/>
         </w:rPr>
         <w:t>`</w:t>
@@ -2674,24 +2692,38 @@
         <w:shd w:fill="FFF8E7"/>
       </w:pPr>
       <w:r>
+        <w:rPr>
+          <w:b w:val="0"/>
+          <w:i w:val="0"/>
+        </w:rPr>
         <w:t xml:space="preserve">(ii) State </w:t>
       </w:r>
       <w:r>
         <w:rPr>
           <w:b/>
+          <w:i w:val="0"/>
         </w:rPr>
         <w:t>one</w:t>
       </w:r>
       <w:r>
+        <w:rPr>
+          <w:b w:val="0"/>
+          <w:i w:val="0"/>
+        </w:rPr>
         <w:t xml:space="preserve"> advantage and </w:t>
       </w:r>
       <w:r>
         <w:rPr>
           <w:b/>
+          <w:i w:val="0"/>
         </w:rPr>
         <w:t>one</w:t>
       </w:r>
       <w:r>
+        <w:rPr>
+          <w:b w:val="0"/>
+          <w:i w:val="0"/>
+        </w:rPr>
         <w:t xml:space="preserve"> disadvantage of the recursive version compared with the iterative one.</w:t>
       </w:r>
     </w:p>
@@ -2708,86 +2740,10 @@
       </w:pPr>
       <w:r>
         <w:rPr>
-          <w:b/>
-        </w:rPr>
-        <w:t>_</w:t>
-      </w:r>
-      <w:r>
-        <w:rPr>
-          <w:b/>
-        </w:rPr>
-        <w:t>_</w:t>
-      </w:r>
-      <w:r>
-        <w:rPr>
-          <w:b/>
-        </w:rPr>
-        <w:t>_</w:t>
-      </w:r>
-      <w:r>
-        <w:rPr>
-          <w:b/>
-        </w:rPr>
-        <w:t>_</w:t>
-      </w:r>
-      <w:r>
-        <w:rPr>
-          <w:b/>
-        </w:rPr>
-        <w:t>_</w:t>
-      </w:r>
-      <w:r>
-        <w:rPr>
-          <w:b/>
-        </w:rPr>
-        <w:t>_</w:t>
-      </w:r>
-      <w:r>
-        <w:rPr>
-          <w:b/>
-        </w:rPr>
-        <w:t>_</w:t>
-      </w:r>
-      <w:r>
-        <w:rPr>
-          <w:b/>
-        </w:rPr>
-        <w:t>_</w:t>
-      </w:r>
-      <w:r>
-        <w:rPr>
-          <w:b/>
-        </w:rPr>
-        <w:t>_</w:t>
-      </w:r>
-      <w:r>
-        <w:rPr>
-          <w:b/>
-        </w:rPr>
-        <w:t>_</w:t>
-      </w:r>
-      <w:r>
-        <w:rPr>
-          <w:b/>
-        </w:rPr>
-        <w:t>_</w:t>
-      </w:r>
-      <w:r>
-        <w:rPr>
-          <w:b/>
-        </w:rPr>
-        <w:t>_</w:t>
-      </w:r>
-      <w:r>
-        <w:rPr>
-          <w:b/>
-        </w:rPr>
-        <w:t>_</w:t>
-      </w:r>
-      <w:r>
-        <w:rPr>
-          <w:b/>
-        </w:rPr>
+          <w:b w:val="0"/>
+          <w:i w:val="0"/>
+        </w:rPr>
+        <w:t>____________________________________________________________________</w:t>
       </w:r>
     </w:p>
     <w:p>
@@ -2803,86 +2759,10 @@
       </w:pPr>
       <w:r>
         <w:rPr>
-          <w:b/>
-        </w:rPr>
-        <w:t>_</w:t>
-      </w:r>
-      <w:r>
-        <w:rPr>
-          <w:b/>
-        </w:rPr>
-        <w:t>_</w:t>
-      </w:r>
-      <w:r>
-        <w:rPr>
-          <w:b/>
-        </w:rPr>
-        <w:t>_</w:t>
-      </w:r>
-      <w:r>
-        <w:rPr>
-          <w:b/>
-        </w:rPr>
-        <w:t>_</w:t>
-      </w:r>
-      <w:r>
-        <w:rPr>
-          <w:b/>
-        </w:rPr>
-        <w:t>_</w:t>
-      </w:r>
-      <w:r>
-        <w:rPr>
-          <w:b/>
-        </w:rPr>
-        <w:t>_</w:t>
-      </w:r>
-      <w:r>
-        <w:rPr>
-          <w:b/>
-        </w:rPr>
-        <w:t>_</w:t>
-      </w:r>
-      <w:r>
-        <w:rPr>
-          <w:b/>
-        </w:rPr>
-        <w:t>_</w:t>
-      </w:r>
-      <w:r>
-        <w:rPr>
-          <w:b/>
-        </w:rPr>
-        <w:t>_</w:t>
-      </w:r>
-      <w:r>
-        <w:rPr>
-          <w:b/>
-        </w:rPr>
-        <w:t>_</w:t>
-      </w:r>
-      <w:r>
-        <w:rPr>
-          <w:b/>
-        </w:rPr>
-        <w:t>_</w:t>
-      </w:r>
-      <w:r>
-        <w:rPr>
-          <w:b/>
-        </w:rPr>
-        <w:t>_</w:t>
-      </w:r>
-      <w:r>
-        <w:rPr>
-          <w:b/>
-        </w:rPr>
-        <w:t>_</w:t>
-      </w:r>
-      <w:r>
-        <w:rPr>
-          <w:b/>
-        </w:rPr>
+          <w:b w:val="0"/>
+          <w:i w:val="0"/>
+        </w:rPr>
+        <w:t>____________________________________________________________________</w:t>
       </w:r>
     </w:p>
     <w:p>
@@ -2897,12 +2777,17 @@
         <w:pStyle w:val="Heading3"/>
       </w:pPr>
       <w:r>
+        <w:rPr>
+          <w:b w:val="0"/>
+          <w:i w:val="0"/>
+        </w:rPr>
         <w:t>8. Recursion trace II — sum of digits (examiner weak spot)</w:t>
       </w:r>
     </w:p>
     <w:p>
       <w:r>
         <w:rPr>
+          <w:b w:val="0"/>
           <w:i/>
         </w:rPr>
         <w:t>Examiners consistently report that recursion tracing is the weakest-answered topic in Component 02. Here is a second, different trace — this time the recursive call changes `n` with `DIV`, not subtraction.</w:t>
@@ -2939,37 +2824,57 @@
       <w:r>
         <w:rPr>
           <w:b/>
+          <w:i w:val="0"/>
         </w:rPr>
         <w:t>(a)</w:t>
       </w:r>
       <w:r>
+        <w:rPr>
+          <w:b w:val="0"/>
+          <w:i w:val="0"/>
+        </w:rPr>
         <w:t xml:space="preserve"> Complete the call-stack table. Frames are </w:t>
       </w:r>
       <w:r>
         <w:rPr>
           <w:b/>
+          <w:i w:val="0"/>
         </w:rPr>
         <w:t>pushed</w:t>
       </w:r>
       <w:r>
+        <w:rPr>
+          <w:b w:val="0"/>
+          <w:i w:val="0"/>
+        </w:rPr>
         <w:t xml:space="preserve"> going down the table; values are </w:t>
       </w:r>
       <w:r>
         <w:rPr>
           <w:b/>
+          <w:i w:val="0"/>
         </w:rPr>
         <w:t>returned</w:t>
       </w:r>
       <w:r>
+        <w:rPr>
+          <w:b w:val="0"/>
+          <w:i w:val="0"/>
+        </w:rPr>
         <w:t xml:space="preserve"> as each frame is </w:t>
       </w:r>
       <w:r>
         <w:rPr>
           <w:b/>
+          <w:i w:val="0"/>
         </w:rPr>
         <w:t>popped</w:t>
       </w:r>
       <w:r>
+        <w:rPr>
+          <w:b w:val="0"/>
+          <w:i w:val="0"/>
+        </w:rPr>
         <w:t>, in LIFO order.</w:t>
       </w:r>
     </w:p>
@@ -3000,6 +2905,7 @@
             <w:r>
               <w:rPr>
                 <w:b/>
+                <w:i w:val="0"/>
               </w:rPr>
               <w:t>Call (frame pushed)</w:t>
             </w:r>
@@ -3019,6 +2925,7 @@
             <w:r>
               <w:rPr>
                 <w:b/>
+                <w:i w:val="0"/>
               </w:rPr>
               <w:t>Base case reached?</w:t>
             </w:r>
@@ -3038,6 +2945,7 @@
             <w:r>
               <w:rPr>
                 <w:b/>
+                <w:i w:val="0"/>
               </w:rPr>
               <w:t>Expression returned</w:t>
             </w:r>
@@ -3057,6 +2965,7 @@
             <w:r>
               <w:rPr>
                 <w:b/>
+                <w:i w:val="0"/>
               </w:rPr>
               <w:t>Value returned (on pop)</w:t>
             </w:r>
@@ -3071,6 +2980,10 @@
           <w:p>
             <w:r/>
             <w:r>
+              <w:rPr>
+                <w:b w:val="0"/>
+                <w:i w:val="0"/>
+              </w:rPr>
               <w:t>sumDigits(4726)</w:t>
             </w:r>
           </w:p>
@@ -3082,6 +2995,10 @@
           <w:p>
             <w:r/>
             <w:r>
+              <w:rPr>
+                <w:b w:val="0"/>
+                <w:i w:val="0"/>
+              </w:rPr>
               <w:t>No</w:t>
             </w:r>
           </w:p>
@@ -3093,6 +3010,10 @@
           <w:p>
             <w:r/>
             <w:r>
+              <w:rPr>
+                <w:b w:val="0"/>
+                <w:i w:val="0"/>
+              </w:rPr>
               <w:t>6 + sumDigits(472)</w:t>
             </w:r>
           </w:p>
@@ -3105,14 +3026,10 @@
             <w:r/>
             <w:r>
               <w:rPr>
-                <w:b/>
+                <w:b w:val="0"/>
+                <w:i w:val="0"/>
               </w:rPr>
-              <w:t>_</w:t>
-            </w:r>
-            <w:r>
-              <w:rPr>
-                <w:b/>
-              </w:rPr>
+              <w:t>________</w:t>
             </w:r>
           </w:p>
         </w:tc>
@@ -3125,16 +3042,11 @@
           <w:p>
             <w:r/>
             <w:r>
-              <w:t>sumDigits(</w:t>
-            </w:r>
-            <w:r>
               <w:rPr>
-                <w:b/>
+                <w:b w:val="0"/>
+                <w:i w:val="0"/>
               </w:rPr>
-              <w:t>_</w:t>
-            </w:r>
-            <w:r>
-              <w:t>_)</w:t>
+              <w:t>sumDigits(______)</w:t>
             </w:r>
           </w:p>
         </w:tc>
@@ -3145,6 +3057,10 @@
           <w:p>
             <w:r/>
             <w:r>
+              <w:rPr>
+                <w:b w:val="0"/>
+                <w:i w:val="0"/>
+              </w:rPr>
               <w:t>No</w:t>
             </w:r>
           </w:p>
@@ -3157,12 +3073,104 @@
             <w:r/>
             <w:r>
               <w:rPr>
-                <w:b/>
+                <w:b w:val="0"/>
+                <w:i w:val="0"/>
               </w:rPr>
-              <w:t>__ + sumDigits(</w:t>
+              <w:t>____ + sumDigits(______)</w:t>
             </w:r>
+          </w:p>
+        </w:tc>
+        <w:tc>
+          <w:tcPr>
+            <w:tcW w:type="dxa" w:w="2160"/>
+          </w:tcPr>
+          <w:p>
+            <w:r/>
             <w:r>
-              <w:t>____)</w:t>
+              <w:rPr>
+                <w:b w:val="0"/>
+                <w:i w:val="0"/>
+              </w:rPr>
+              <w:t>________</w:t>
+            </w:r>
+          </w:p>
+        </w:tc>
+      </w:tr>
+      <w:tr>
+        <w:tc>
+          <w:tcPr>
+            <w:tcW w:type="dxa" w:w="2160"/>
+          </w:tcPr>
+          <w:p>
+            <w:r/>
+            <w:r>
+              <w:rPr>
+                <w:b w:val="0"/>
+                <w:i w:val="0"/>
+              </w:rPr>
+              <w:t>sumDigits(______)</w:t>
+            </w:r>
+          </w:p>
+        </w:tc>
+        <w:tc>
+          <w:tcPr>
+            <w:tcW w:type="dxa" w:w="2160"/>
+          </w:tcPr>
+          <w:p>
+            <w:r/>
+            <w:r>
+              <w:rPr>
+                <w:b w:val="0"/>
+                <w:i w:val="0"/>
+              </w:rPr>
+              <w:t>No</w:t>
+            </w:r>
+          </w:p>
+        </w:tc>
+        <w:tc>
+          <w:tcPr>
+            <w:tcW w:type="dxa" w:w="2160"/>
+          </w:tcPr>
+          <w:p>
+            <w:r/>
+            <w:r>
+              <w:rPr>
+                <w:b w:val="0"/>
+                <w:i w:val="0"/>
+              </w:rPr>
+              <w:t>____ + sumDigits(______)</w:t>
+            </w:r>
+          </w:p>
+        </w:tc>
+        <w:tc>
+          <w:tcPr>
+            <w:tcW w:type="dxa" w:w="2160"/>
+          </w:tcPr>
+          <w:p>
+            <w:r/>
+            <w:r>
+              <w:rPr>
+                <w:b w:val="0"/>
+                <w:i w:val="0"/>
+              </w:rPr>
+              <w:t>________</w:t>
+            </w:r>
+          </w:p>
+        </w:tc>
+      </w:tr>
+      <w:tr>
+        <w:tc>
+          <w:tcPr>
+            <w:tcW w:type="dxa" w:w="2160"/>
+          </w:tcPr>
+          <w:p>
+            <w:r/>
+            <w:r>
+              <w:rPr>
+                <w:b w:val="0"/>
+                <w:i w:val="0"/>
+              </w:rPr>
+              <w:t>sumDigits(______)</w:t>
             </w:r>
           </w:p>
         </w:tc>
@@ -3175,116 +3183,7 @@
             <w:r>
               <w:rPr>
                 <w:b/>
-              </w:rPr>
-              <w:t>_</w:t>
-            </w:r>
-            <w:r>
-              <w:rPr>
-                <w:b/>
-              </w:rPr>
-            </w:r>
-          </w:p>
-        </w:tc>
-      </w:tr>
-      <w:tr>
-        <w:tc>
-          <w:tcPr>
-            <w:tcW w:type="dxa" w:w="2160"/>
-          </w:tcPr>
-          <w:p>
-            <w:r/>
-            <w:r>
-              <w:t>sumDigits(</w:t>
-            </w:r>
-            <w:r>
-              <w:rPr>
-                <w:b/>
-              </w:rPr>
-              <w:t>_</w:t>
-            </w:r>
-            <w:r>
-              <w:t>_)</w:t>
-            </w:r>
-          </w:p>
-        </w:tc>
-        <w:tc>
-          <w:tcPr>
-            <w:tcW w:type="dxa" w:w="2160"/>
-          </w:tcPr>
-          <w:p>
-            <w:r/>
-            <w:r>
-              <w:t>No</w:t>
-            </w:r>
-          </w:p>
-        </w:tc>
-        <w:tc>
-          <w:tcPr>
-            <w:tcW w:type="dxa" w:w="2160"/>
-          </w:tcPr>
-          <w:p>
-            <w:r/>
-            <w:r>
-              <w:rPr>
-                <w:b/>
-              </w:rPr>
-              <w:t>__ + sumDigits(</w:t>
-            </w:r>
-            <w:r>
-              <w:t>____)</w:t>
-            </w:r>
-          </w:p>
-        </w:tc>
-        <w:tc>
-          <w:tcPr>
-            <w:tcW w:type="dxa" w:w="2160"/>
-          </w:tcPr>
-          <w:p>
-            <w:r/>
-            <w:r>
-              <w:rPr>
-                <w:b/>
-              </w:rPr>
-              <w:t>_</w:t>
-            </w:r>
-            <w:r>
-              <w:rPr>
-                <w:b/>
-              </w:rPr>
-            </w:r>
-          </w:p>
-        </w:tc>
-      </w:tr>
-      <w:tr>
-        <w:tc>
-          <w:tcPr>
-            <w:tcW w:type="dxa" w:w="2160"/>
-          </w:tcPr>
-          <w:p>
-            <w:r/>
-            <w:r>
-              <w:t>sumDigits(</w:t>
-            </w:r>
-            <w:r>
-              <w:rPr>
-                <w:b/>
-              </w:rPr>
-              <w:t>_</w:t>
-            </w:r>
-            <w:r>
-              <w:t>_)</w:t>
-            </w:r>
-          </w:p>
-        </w:tc>
-        <w:tc>
-          <w:tcPr>
-            <w:tcW w:type="dxa" w:w="2160"/>
-          </w:tcPr>
-          <w:p>
-            <w:r/>
-            <w:r>
-              <w:rPr>
-                <w:b/>
+                <w:i w:val="0"/>
               </w:rPr>
               <w:t>Yes</w:t>
             </w:r>
@@ -3297,16 +3196,11 @@
           <w:p>
             <w:r/>
             <w:r>
-              <w:t xml:space="preserve">return </w:t>
-            </w:r>
-            <w:r>
               <w:rPr>
-                <w:b/>
+                <w:b w:val="0"/>
+                <w:i w:val="0"/>
               </w:rPr>
-              <w:t>_</w:t>
-            </w:r>
-            <w:r>
-              <w:t>_</w:t>
+              <w:t>return ______</w:t>
             </w:r>
           </w:p>
         </w:tc>
@@ -3318,14 +3212,10 @@
             <w:r/>
             <w:r>
               <w:rPr>
-                <w:b/>
+                <w:b w:val="0"/>
+                <w:i w:val="0"/>
               </w:rPr>
-              <w:t>_</w:t>
-            </w:r>
-            <w:r>
-              <w:rPr>
-                <w:b/>
-              </w:rPr>
+              <w:t>________</w:t>
             </w:r>
           </w:p>
         </w:tc>
@@ -3336,94 +3226,107 @@
       <w:r>
         <w:rPr>
           <w:b/>
+          <w:i w:val="0"/>
         </w:rPr>
         <w:t>(b)</w:t>
       </w:r>
       <w:r>
+        <w:rPr>
+          <w:b w:val="0"/>
+          <w:i w:val="0"/>
+        </w:rPr>
         <w:t xml:space="preserve"> Final value printed by </w:t>
       </w:r>
       <w:r>
         <w:rPr>
           <w:rFonts w:ascii="Consolas" w:hAnsi="Consolas"/>
+          <w:b w:val="0"/>
+          <w:i w:val="0"/>
           <w:sz w:val="19"/>
         </w:rPr>
         <w:t>print(sumDigits(4726))</w:t>
       </w:r>
       <w:r>
-        <w:t xml:space="preserve">: </w:t>
-      </w:r>
-      <w:r>
-        <w:rPr>
-          <w:b/>
-        </w:rPr>
-        <w:t>_</w:t>
-      </w:r>
-      <w:r>
-        <w:rPr>
-          <w:b/>
-        </w:rPr>
-        <w:t>_</w:t>
-      </w:r>
-      <w:r>
-        <w:rPr>
-          <w:b/>
-        </w:rPr>
+        <w:rPr>
+          <w:b w:val="0"/>
+          <w:i w:val="0"/>
+        </w:rPr>
+        <w:t>: ____________</w:t>
       </w:r>
     </w:p>
     <w:p>
       <w:r>
         <w:rPr>
           <w:b/>
+          <w:i w:val="0"/>
         </w:rPr>
         <w:t>(c)</w:t>
       </w:r>
       <w:r>
+        <w:rPr>
+          <w:b w:val="0"/>
+          <w:i w:val="0"/>
+        </w:rPr>
         <w:t xml:space="preserve"> What is the </w:t>
       </w:r>
       <w:r>
         <w:rPr>
           <w:b/>
-        </w:rPr>
-        <w:t>maximum number of `sumDigits` frames</w:t>
-      </w:r>
-      <w:r>
-        <w:t xml:space="preserve"> on the call stack at the same time? </w:t>
-      </w:r>
-      <w:r>
-        <w:rPr>
+          <w:i w:val="0"/>
+        </w:rPr>
+        <w:t xml:space="preserve">maximum number of </w:t>
+      </w:r>
+      <w:r>
+        <w:rPr>
+          <w:rFonts w:ascii="Consolas" w:hAnsi="Consolas"/>
           <w:b/>
-        </w:rPr>
-        <w:t>_</w:t>
+          <w:i w:val="0"/>
+          <w:sz w:val="19"/>
+        </w:rPr>
+        <w:t>sumDigits</w:t>
       </w:r>
       <w:r>
         <w:rPr>
           <w:b/>
-        </w:rPr>
-        <w:t>_</w:t>
-      </w:r>
-      <w:r>
-        <w:rPr>
-          <w:b/>
-        </w:rPr>
+          <w:i w:val="0"/>
+        </w:rPr>
+        <w:t xml:space="preserve"> frames</w:t>
+      </w:r>
+      <w:r>
+        <w:rPr>
+          <w:b w:val="0"/>
+          <w:i w:val="0"/>
+        </w:rPr>
+        <w:t xml:space="preserve"> on the call stack at the same time? ____________</w:t>
       </w:r>
     </w:p>
     <w:p>
       <w:r>
         <w:rPr>
           <w:b/>
+          <w:i w:val="0"/>
         </w:rPr>
         <w:t>(d)</w:t>
       </w:r>
       <w:r>
+        <w:rPr>
+          <w:b w:val="0"/>
+          <w:i w:val="0"/>
+        </w:rPr>
         <w:t xml:space="preserve"> Which call </w:t>
       </w:r>
       <w:r>
         <w:rPr>
           <w:b/>
+          <w:i w:val="0"/>
         </w:rPr>
         <w:t>finishes (returns) first</w:t>
       </w:r>
       <w:r>
+        <w:rPr>
+          <w:b w:val="0"/>
+          <w:i w:val="0"/>
+        </w:rPr>
         <w:t>, and why does the LIFO behaviour of the stack make this so?</w:t>
       </w:r>
     </w:p>
@@ -3453,57 +3356,91 @@
         <w:pStyle w:val="Heading3"/>
       </w:pPr>
       <w:r>
+        <w:rPr>
+          <w:b w:val="0"/>
+          <w:i w:val="0"/>
+        </w:rPr>
         <w:t>9. Find and fix the error — debugging OCR pseudocode</w:t>
       </w:r>
     </w:p>
     <w:p>
       <w:r>
+        <w:rPr>
+          <w:b w:val="0"/>
+          <w:i w:val="0"/>
+        </w:rPr>
         <w:t xml:space="preserve">The function below is </w:t>
       </w:r>
       <w:r>
         <w:rPr>
           <w:b/>
+          <w:i w:val="0"/>
         </w:rPr>
         <w:t>intended</w:t>
       </w:r>
       <w:r>
+        <w:rPr>
+          <w:b w:val="0"/>
+          <w:i w:val="0"/>
+        </w:rPr>
         <w:t xml:space="preserve"> to return the largest value in the array </w:t>
       </w:r>
       <w:r>
         <w:rPr>
           <w:rFonts w:ascii="Consolas" w:hAnsi="Consolas"/>
+          <w:b w:val="0"/>
+          <w:i w:val="0"/>
           <w:sz w:val="19"/>
         </w:rPr>
         <w:t>arr</w:t>
       </w:r>
       <w:r>
+        <w:rPr>
+          <w:b w:val="0"/>
+          <w:i w:val="0"/>
+        </w:rPr>
         <w:t xml:space="preserve"> (which always contains at least one number, and may contain negative numbers). It contains </w:t>
       </w:r>
       <w:r>
         <w:rPr>
           <w:b/>
+          <w:i w:val="0"/>
         </w:rPr>
         <w:t>three errors</w:t>
       </w:r>
       <w:r>
+        <w:rPr>
+          <w:b w:val="0"/>
+          <w:i w:val="0"/>
+        </w:rPr>
         <w:t xml:space="preserve">: one </w:t>
       </w:r>
       <w:r>
         <w:rPr>
           <w:b/>
+          <w:i w:val="0"/>
         </w:rPr>
         <w:t>syntax</w:t>
       </w:r>
       <w:r>
+        <w:rPr>
+          <w:b w:val="0"/>
+          <w:i w:val="0"/>
+        </w:rPr>
         <w:t xml:space="preserve"> error and two </w:t>
       </w:r>
       <w:r>
         <w:rPr>
           <w:b/>
+          <w:i w:val="0"/>
         </w:rPr>
         <w:t>logic</w:t>
       </w:r>
       <w:r>
+        <w:rPr>
+          <w:b w:val="0"/>
+          <w:i w:val="0"/>
+        </w:rPr>
         <w:t xml:space="preserve"> errors.</w:t>
       </w:r>
     </w:p>
@@ -3537,10 +3474,15 @@
       <w:r>
         <w:rPr>
           <w:b/>
+          <w:i w:val="0"/>
         </w:rPr>
         <w:t>(a)</w:t>
       </w:r>
       <w:r>
+        <w:rPr>
+          <w:b w:val="0"/>
+          <w:i w:val="0"/>
+        </w:rPr>
         <w:t xml:space="preserve"> Complete the table — identify each error, classify it, and give the fix.</w:t>
       </w:r>
     </w:p>
@@ -3571,6 +3513,7 @@
             <w:r>
               <w:rPr>
                 <w:b/>
+                <w:i w:val="0"/>
               </w:rPr>
               <w:t>Line</w:t>
             </w:r>
@@ -3590,6 +3533,7 @@
             <w:r>
               <w:rPr>
                 <w:b/>
+                <w:i w:val="0"/>
               </w:rPr>
               <w:t>Syntax or logic?</w:t>
             </w:r>
@@ -3609,6 +3553,7 @@
             <w:r>
               <w:rPr>
                 <w:b/>
+                <w:i w:val="0"/>
               </w:rPr>
               <w:t>What is wrong</w:t>
             </w:r>
@@ -3628,6 +3573,7 @@
             <w:r>
               <w:rPr>
                 <w:b/>
+                <w:i w:val="0"/>
               </w:rPr>
               <w:t>Corrected line / fix</w:t>
             </w:r>
@@ -3643,8 +3589,10 @@
             <w:r/>
             <w:r>
               <w:rPr>
-                <w:b/>
+                <w:b w:val="0"/>
+                <w:i w:val="0"/>
               </w:rPr>
+              <w:t>____</w:t>
             </w:r>
           </w:p>
         </w:tc>
@@ -3656,20 +3604,10 @@
             <w:r/>
             <w:r>
               <w:rPr>
-                <w:b/>
+                <w:b w:val="0"/>
+                <w:i w:val="0"/>
               </w:rPr>
-              <w:t>_</w:t>
-            </w:r>
-            <w:r>
-              <w:rPr>
-                <w:b/>
-              </w:rPr>
-              <w:t>_</w:t>
-            </w:r>
-            <w:r>
-              <w:rPr>
-                <w:b/>
-              </w:rPr>
+              <w:t>____________</w:t>
             </w:r>
           </w:p>
         </w:tc>
@@ -3681,39 +3619,10 @@
             <w:r/>
             <w:r>
               <w:rPr>
-                <w:b/>
+                <w:b w:val="0"/>
+                <w:i w:val="0"/>
               </w:rPr>
-              <w:t>_</w:t>
-            </w:r>
-            <w:r>
-              <w:rPr>
-                <w:b/>
-              </w:rPr>
-              <w:t>_</w:t>
-            </w:r>
-            <w:r>
-              <w:rPr>
-                <w:b/>
-              </w:rPr>
-              <w:t>_</w:t>
-            </w:r>
-            <w:r>
-              <w:rPr>
-                <w:b/>
-              </w:rPr>
-              <w:t>_</w:t>
-            </w:r>
-            <w:r>
-              <w:rPr>
-                <w:b/>
-              </w:rPr>
-              <w:t>_</w:t>
-            </w:r>
-            <w:r>
-              <w:rPr>
-                <w:b/>
-              </w:rPr>
-              <w:t>_</w:t>
+              <w:t>______________________________</w:t>
             </w:r>
           </w:p>
         </w:tc>
@@ -3725,39 +3634,10 @@
             <w:r/>
             <w:r>
               <w:rPr>
-                <w:b/>
+                <w:b w:val="0"/>
+                <w:i w:val="0"/>
               </w:rPr>
-              <w:t>_</w:t>
-            </w:r>
-            <w:r>
-              <w:rPr>
-                <w:b/>
-              </w:rPr>
-              <w:t>_</w:t>
-            </w:r>
-            <w:r>
-              <w:rPr>
-                <w:b/>
-              </w:rPr>
-              <w:t>_</w:t>
-            </w:r>
-            <w:r>
-              <w:rPr>
-                <w:b/>
-              </w:rPr>
-              <w:t>_</w:t>
-            </w:r>
-            <w:r>
-              <w:rPr>
-                <w:b/>
-              </w:rPr>
-              <w:t>_</w:t>
-            </w:r>
-            <w:r>
-              <w:rPr>
-                <w:b/>
-              </w:rPr>
-              <w:t>_</w:t>
+              <w:t>______________________________</w:t>
             </w:r>
           </w:p>
         </w:tc>
@@ -3771,8 +3651,10 @@
             <w:r/>
             <w:r>
               <w:rPr>
-                <w:b/>
+                <w:b w:val="0"/>
+                <w:i w:val="0"/>
               </w:rPr>
+              <w:t>____</w:t>
             </w:r>
           </w:p>
         </w:tc>
@@ -3784,20 +3666,10 @@
             <w:r/>
             <w:r>
               <w:rPr>
-                <w:b/>
+                <w:b w:val="0"/>
+                <w:i w:val="0"/>
               </w:rPr>
-              <w:t>_</w:t>
-            </w:r>
-            <w:r>
-              <w:rPr>
-                <w:b/>
-              </w:rPr>
-              <w:t>_</w:t>
-            </w:r>
-            <w:r>
-              <w:rPr>
-                <w:b/>
-              </w:rPr>
+              <w:t>____________</w:t>
             </w:r>
           </w:p>
         </w:tc>
@@ -3809,39 +3681,10 @@
             <w:r/>
             <w:r>
               <w:rPr>
-                <w:b/>
+                <w:b w:val="0"/>
+                <w:i w:val="0"/>
               </w:rPr>
-              <w:t>_</w:t>
-            </w:r>
-            <w:r>
-              <w:rPr>
-                <w:b/>
-              </w:rPr>
-              <w:t>_</w:t>
-            </w:r>
-            <w:r>
-              <w:rPr>
-                <w:b/>
-              </w:rPr>
-              <w:t>_</w:t>
-            </w:r>
-            <w:r>
-              <w:rPr>
-                <w:b/>
-              </w:rPr>
-              <w:t>_</w:t>
-            </w:r>
-            <w:r>
-              <w:rPr>
-                <w:b/>
-              </w:rPr>
-              <w:t>_</w:t>
-            </w:r>
-            <w:r>
-              <w:rPr>
-                <w:b/>
-              </w:rPr>
-              <w:t>_</w:t>
+              <w:t>______________________________</w:t>
             </w:r>
           </w:p>
         </w:tc>
@@ -3853,39 +3696,10 @@
             <w:r/>
             <w:r>
               <w:rPr>
-                <w:b/>
+                <w:b w:val="0"/>
+                <w:i w:val="0"/>
               </w:rPr>
-              <w:t>_</w:t>
-            </w:r>
-            <w:r>
-              <w:rPr>
-                <w:b/>
-              </w:rPr>
-              <w:t>_</w:t>
-            </w:r>
-            <w:r>
-              <w:rPr>
-                <w:b/>
-              </w:rPr>
-              <w:t>_</w:t>
-            </w:r>
-            <w:r>
-              <w:rPr>
-                <w:b/>
-              </w:rPr>
-              <w:t>_</w:t>
-            </w:r>
-            <w:r>
-              <w:rPr>
-                <w:b/>
-              </w:rPr>
-              <w:t>_</w:t>
-            </w:r>
-            <w:r>
-              <w:rPr>
-                <w:b/>
-              </w:rPr>
-              <w:t>_</w:t>
+              <w:t>______________________________</w:t>
             </w:r>
           </w:p>
         </w:tc>
@@ -3899,8 +3713,10 @@
             <w:r/>
             <w:r>
               <w:rPr>
-                <w:b/>
+                <w:b w:val="0"/>
+                <w:i w:val="0"/>
               </w:rPr>
+              <w:t>____</w:t>
             </w:r>
           </w:p>
         </w:tc>
@@ -3912,20 +3728,10 @@
             <w:r/>
             <w:r>
               <w:rPr>
-                <w:b/>
+                <w:b w:val="0"/>
+                <w:i w:val="0"/>
               </w:rPr>
-              <w:t>_</w:t>
-            </w:r>
-            <w:r>
-              <w:rPr>
-                <w:b/>
-              </w:rPr>
-              <w:t>_</w:t>
-            </w:r>
-            <w:r>
-              <w:rPr>
-                <w:b/>
-              </w:rPr>
+              <w:t>____________</w:t>
             </w:r>
           </w:p>
         </w:tc>
@@ -3937,39 +3743,10 @@
             <w:r/>
             <w:r>
               <w:rPr>
-                <w:b/>
+                <w:b w:val="0"/>
+                <w:i w:val="0"/>
               </w:rPr>
-              <w:t>_</w:t>
-            </w:r>
-            <w:r>
-              <w:rPr>
-                <w:b/>
-              </w:rPr>
-              <w:t>_</w:t>
-            </w:r>
-            <w:r>
-              <w:rPr>
-                <w:b/>
-              </w:rPr>
-              <w:t>_</w:t>
-            </w:r>
-            <w:r>
-              <w:rPr>
-                <w:b/>
-              </w:rPr>
-              <w:t>_</w:t>
-            </w:r>
-            <w:r>
-              <w:rPr>
-                <w:b/>
-              </w:rPr>
-              <w:t>_</w:t>
-            </w:r>
-            <w:r>
-              <w:rPr>
-                <w:b/>
-              </w:rPr>
-              <w:t>_</w:t>
+              <w:t>______________________________</w:t>
             </w:r>
           </w:p>
         </w:tc>
@@ -3981,39 +3758,10 @@
             <w:r/>
             <w:r>
               <w:rPr>
-                <w:b/>
+                <w:b w:val="0"/>
+                <w:i w:val="0"/>
               </w:rPr>
-              <w:t>_</w:t>
-            </w:r>
-            <w:r>
-              <w:rPr>
-                <w:b/>
-              </w:rPr>
-              <w:t>_</w:t>
-            </w:r>
-            <w:r>
-              <w:rPr>
-                <w:b/>
-              </w:rPr>
-              <w:t>_</w:t>
-            </w:r>
-            <w:r>
-              <w:rPr>
-                <w:b/>
-              </w:rPr>
-              <w:t>_</w:t>
-            </w:r>
-            <w:r>
-              <w:rPr>
-                <w:b/>
-              </w:rPr>
-              <w:t>_</w:t>
-            </w:r>
-            <w:r>
-              <w:rPr>
-                <w:b/>
-              </w:rPr>
-              <w:t>_</w:t>
+              <w:t>______________________________</w:t>
             </w:r>
           </w:p>
         </w:tc>
@@ -4024,10 +3772,15 @@
       <w:r>
         <w:rPr>
           <w:b/>
+          <w:i w:val="0"/>
         </w:rPr>
         <w:t>(b)</w:t>
       </w:r>
       <w:r>
+        <w:rPr>
+          <w:b w:val="0"/>
+          <w:i w:val="0"/>
+        </w:rPr>
         <w:t xml:space="preserve"> Write out the fully corrected function.</w:t>
       </w:r>
     </w:p>
@@ -4068,19 +3821,29 @@
       <w:r>
         <w:rPr>
           <w:b/>
+          <w:i w:val="0"/>
         </w:rPr>
         <w:t>(c)</w:t>
       </w:r>
       <w:r>
+        <w:rPr>
+          <w:b w:val="0"/>
+          <w:i w:val="0"/>
+        </w:rPr>
         <w:t xml:space="preserve"> Give suitable </w:t>
       </w:r>
       <w:r>
         <w:rPr>
           <w:b/>
+          <w:i w:val="0"/>
         </w:rPr>
         <w:t>test data</w:t>
       </w:r>
       <w:r>
+        <w:rPr>
+          <w:b w:val="0"/>
+          <w:i w:val="0"/>
+        </w:rPr>
         <w:t xml:space="preserve"> that would reveal the error on line 02 even after the other two errors were fixed, and state the expected vs actual result.</w:t>
       </w:r>
     </w:p>
@@ -4102,28 +3865,43 @@
       <w:r>
         <w:rPr>
           <w:b/>
+          <w:i w:val="0"/>
         </w:rPr>
         <w:t>(d)</w:t>
       </w:r>
       <w:r>
+        <w:rPr>
+          <w:b w:val="0"/>
+          <w:i w:val="0"/>
+        </w:rPr>
         <w:t xml:space="preserve"> Which of the three errors would be reported by the translator </w:t>
       </w:r>
       <w:r>
         <w:rPr>
           <w:b/>
+          <w:i w:val="0"/>
         </w:rPr>
         <w:t>before the program runs</w:t>
       </w:r>
       <w:r>
+        <w:rPr>
+          <w:b w:val="0"/>
+          <w:i w:val="0"/>
+        </w:rPr>
         <w:t xml:space="preserve">, and why are the others only found by </w:t>
       </w:r>
       <w:r>
         <w:rPr>
           <w:b/>
+          <w:i w:val="0"/>
         </w:rPr>
         <w:t>testing</w:t>
       </w:r>
       <w:r>
+        <w:rPr>
+          <w:b w:val="0"/>
+          <w:i w:val="0"/>
+        </w:rPr>
         <w:t>?</w:t>
       </w:r>
     </w:p>
@@ -4153,55 +3931,77 @@
         <w:pStyle w:val="Heading2"/>
       </w:pPr>
       <w:r>
+        <w:rPr>
+          <w:b w:val="0"/>
+          <w:i w:val="0"/>
+        </w:rPr>
         <w:t>Section B — Exam practice (30 marks)</w:t>
       </w:r>
     </w:p>
     <w:p>
       <w:r>
         <w:rPr>
+          <w:b w:val="0"/>
           <w:i/>
         </w:rPr>
-        <w:t>Answer all questions. Questions marked with an asterisk (\</w:t>
-      </w:r>
-      <w:r>
-        <w:t>) assess the quality of your extended response. All code must be written in OCR Exam Reference Language.*</w:t>
+        <w:t>Answer all questions. Questions marked with an asterisk (*) assess the quality of your extended response. All code must be written in OCR Exam Reference Language.</w:t>
       </w:r>
     </w:p>
     <w:p>
       <w:r>
         <w:rPr>
           <w:b/>
+          <w:i w:val="0"/>
         </w:rPr>
         <w:t>Q1.</w:t>
       </w:r>
       <w:r>
+        <w:rPr>
+          <w:b w:val="0"/>
+          <w:i w:val="0"/>
+        </w:rPr>
         <w:t xml:space="preserve"> Describe the difference between a </w:t>
       </w:r>
       <w:r>
         <w:rPr>
           <w:b/>
+          <w:i w:val="0"/>
         </w:rPr>
         <w:t>local variable</w:t>
       </w:r>
       <w:r>
+        <w:rPr>
+          <w:b w:val="0"/>
+          <w:i w:val="0"/>
+        </w:rPr>
         <w:t xml:space="preserve"> and a </w:t>
       </w:r>
       <w:r>
         <w:rPr>
           <w:b/>
+          <w:i w:val="0"/>
         </w:rPr>
         <w:t>global variable</w:t>
       </w:r>
       <w:r>
+        <w:rPr>
+          <w:b w:val="0"/>
+          <w:i w:val="0"/>
+        </w:rPr>
         <w:t xml:space="preserve">. </w:t>
       </w:r>
       <w:r>
         <w:rPr>
           <w:b/>
+          <w:i w:val="0"/>
         </w:rPr>
         <w:t>[2]</w:t>
       </w:r>
       <w:r>
+        <w:rPr>
+          <w:b w:val="0"/>
+          <w:i w:val="0"/>
+        </w:rPr>
         <w:t xml:space="preserve"> (AO1)</w:t>
       </w:r>
     </w:p>
@@ -4233,52 +4033,82 @@
       <w:r>
         <w:rPr>
           <w:b/>
+          <w:i w:val="0"/>
         </w:rPr>
         <w:t>Q2.</w:t>
       </w:r>
       <w:r>
+        <w:rPr>
+          <w:b w:val="0"/>
+          <w:i w:val="0"/>
+        </w:rPr>
         <w:t xml:space="preserve"> A subroutine </w:t>
       </w:r>
       <w:r>
         <w:rPr>
           <w:rFonts w:ascii="Consolas" w:hAnsi="Consolas"/>
+          <w:b w:val="0"/>
+          <w:i w:val="0"/>
           <w:sz w:val="19"/>
         </w:rPr>
         <w:t>updateScores(list)</w:t>
       </w:r>
       <w:r>
+        <w:rPr>
+          <w:b w:val="0"/>
+          <w:i w:val="0"/>
+        </w:rPr>
         <w:t xml:space="preserve"> is passed a very large array.</w:t>
       </w:r>
     </w:p>
     <w:p>
       <w:r>
+        <w:rPr>
+          <w:b w:val="0"/>
+          <w:i w:val="0"/>
+        </w:rPr>
         <w:t xml:space="preserve">&amp;nbsp;&amp;nbsp;(i) Explain why passing the array </w:t>
       </w:r>
       <w:r>
         <w:rPr>
           <w:b/>
+          <w:i w:val="0"/>
         </w:rPr>
         <w:t>by reference</w:t>
       </w:r>
       <w:r>
+        <w:rPr>
+          <w:b w:val="0"/>
+          <w:i w:val="0"/>
+        </w:rPr>
         <w:t xml:space="preserve"> is more efficient than passing it </w:t>
       </w:r>
       <w:r>
         <w:rPr>
           <w:b/>
+          <w:i w:val="0"/>
         </w:rPr>
         <w:t>by value</w:t>
       </w:r>
       <w:r>
+        <w:rPr>
+          <w:b w:val="0"/>
+          <w:i w:val="0"/>
+        </w:rPr>
         <w:t xml:space="preserve">. </w:t>
       </w:r>
       <w:r>
         <w:rPr>
           <w:b/>
+          <w:i w:val="0"/>
         </w:rPr>
         <w:t>[2]</w:t>
       </w:r>
       <w:r>
+        <w:rPr>
+          <w:b w:val="0"/>
+          <w:i w:val="0"/>
+        </w:rPr>
         <w:t xml:space="preserve"> (AO2)</w:t>
       </w:r>
     </w:p>
@@ -4308,24 +4138,38 @@
     </w:p>
     <w:p>
       <w:r>
+        <w:rPr>
+          <w:b w:val="0"/>
+          <w:i w:val="0"/>
+        </w:rPr>
         <w:t xml:space="preserve">&amp;nbsp;&amp;nbsp;(ii) State </w:t>
       </w:r>
       <w:r>
         <w:rPr>
           <w:b/>
+          <w:i w:val="0"/>
         </w:rPr>
         <w:t>one</w:t>
       </w:r>
       <w:r>
+        <w:rPr>
+          <w:b w:val="0"/>
+          <w:i w:val="0"/>
+        </w:rPr>
         <w:t xml:space="preserve"> risk of passing the array by reference. </w:t>
       </w:r>
       <w:r>
         <w:rPr>
           <w:b/>
+          <w:i w:val="0"/>
         </w:rPr>
         <w:t>[1]</w:t>
       </w:r>
       <w:r>
+        <w:rPr>
+          <w:b w:val="0"/>
+          <w:i w:val="0"/>
+        </w:rPr>
         <w:t xml:space="preserve"> (AO2)</w:t>
       </w:r>
     </w:p>
@@ -4349,10 +4193,15 @@
       <w:r>
         <w:rPr>
           <w:b/>
+          <w:i w:val="0"/>
         </w:rPr>
         <w:t>Q3.</w:t>
       </w:r>
       <w:r>
+        <w:rPr>
+          <w:b w:val="0"/>
+          <w:i w:val="0"/>
+        </w:rPr>
         <w:t xml:space="preserve"> The following function is written in OCR Exam Reference Language.</w:t>
       </w:r>
     </w:p>
@@ -4393,64 +4242,102 @@
     </w:p>
     <w:p>
       <w:r>
+        <w:rPr>
+          <w:b w:val="0"/>
+          <w:i w:val="0"/>
+        </w:rPr>
         <w:t xml:space="preserve">&amp;nbsp;&amp;nbsp;(i) Complete the trace table for the call </w:t>
       </w:r>
       <w:r>
         <w:rPr>
           <w:rFonts w:ascii="Consolas" w:hAnsi="Consolas"/>
+          <w:b w:val="0"/>
+          <w:i w:val="0"/>
           <w:sz w:val="19"/>
         </w:rPr>
         <w:t>mystery(5, 6)</w:t>
       </w:r>
       <w:r>
+        <w:rPr>
+          <w:b w:val="0"/>
+          <w:i w:val="0"/>
+        </w:rPr>
         <w:t xml:space="preserve">. Record the values of </w:t>
       </w:r>
       <w:r>
         <w:rPr>
           <w:rFonts w:ascii="Consolas" w:hAnsi="Consolas"/>
+          <w:b w:val="0"/>
+          <w:i w:val="0"/>
           <w:sz w:val="19"/>
         </w:rPr>
         <w:t>a</w:t>
       </w:r>
       <w:r>
+        <w:rPr>
+          <w:b w:val="0"/>
+          <w:i w:val="0"/>
+        </w:rPr>
         <w:t xml:space="preserve">, </w:t>
       </w:r>
       <w:r>
         <w:rPr>
           <w:rFonts w:ascii="Consolas" w:hAnsi="Consolas"/>
+          <w:b w:val="0"/>
+          <w:i w:val="0"/>
           <w:sz w:val="19"/>
         </w:rPr>
         <w:t>b</w:t>
       </w:r>
       <w:r>
+        <w:rPr>
+          <w:b w:val="0"/>
+          <w:i w:val="0"/>
+        </w:rPr>
         <w:t xml:space="preserve"> and </w:t>
       </w:r>
       <w:r>
         <w:rPr>
           <w:rFonts w:ascii="Consolas" w:hAnsi="Consolas"/>
+          <w:b w:val="0"/>
+          <w:i w:val="0"/>
           <w:sz w:val="19"/>
         </w:rPr>
         <w:t>r</w:t>
       </w:r>
       <w:r>
+        <w:rPr>
+          <w:b w:val="0"/>
+          <w:i w:val="0"/>
+        </w:rPr>
         <w:t xml:space="preserve"> at the </w:t>
       </w:r>
       <w:r>
         <w:rPr>
           <w:b/>
+          <w:i w:val="0"/>
         </w:rPr>
         <w:t>end of each iteration</w:t>
       </w:r>
       <w:r>
+        <w:rPr>
+          <w:b w:val="0"/>
+          <w:i w:val="0"/>
+        </w:rPr>
         <w:t xml:space="preserve"> of the while loop. The starting values are given. </w:t>
       </w:r>
       <w:r>
         <w:rPr>
           <w:b/>
+          <w:i w:val="0"/>
         </w:rPr>
         <w:t>[3]</w:t>
       </w:r>
       <w:r>
+        <w:rPr>
+          <w:b w:val="0"/>
+          <w:i w:val="0"/>
+        </w:rPr>
         <w:t xml:space="preserve"> (AO2)</w:t>
       </w:r>
     </w:p>
@@ -4513,6 +4400,7 @@
             <w:r>
               <w:rPr>
                 <w:b/>
+                <w:i w:val="0"/>
               </w:rPr>
               <w:t>a</w:t>
             </w:r>
@@ -4532,6 +4420,7 @@
             <w:r>
               <w:rPr>
                 <w:b/>
+                <w:i w:val="0"/>
               </w:rPr>
               <w:t>b</w:t>
             </w:r>
@@ -4551,6 +4440,7 @@
             <w:r>
               <w:rPr>
                 <w:b/>
+                <w:i w:val="0"/>
               </w:rPr>
               <w:t>r</w:t>
             </w:r>
@@ -4570,6 +4460,7 @@
             <w:r>
               <w:rPr>
                 <w:b/>
+                <w:i w:val="0"/>
               </w:rPr>
               <w:t>Output</w:t>
             </w:r>
@@ -4584,6 +4475,10 @@
           <w:p>
             <w:r/>
             <w:r>
+              <w:rPr>
+                <w:b w:val="0"/>
+                <w:i w:val="0"/>
+              </w:rPr>
               <w:t>5</w:t>
             </w:r>
           </w:p>
@@ -4595,6 +4490,10 @@
           <w:p>
             <w:r/>
             <w:r>
+              <w:rPr>
+                <w:b w:val="0"/>
+                <w:i w:val="0"/>
+              </w:rPr>
               <w:t>6</w:t>
             </w:r>
           </w:p>
@@ -4606,6 +4505,10 @@
           <w:p>
             <w:r/>
             <w:r>
+              <w:rPr>
+                <w:b w:val="0"/>
+                <w:i w:val="0"/>
+              </w:rPr>
               <w:t>0</w:t>
             </w:r>
           </w:p>
@@ -4725,25 +4628,40 @@
     <w:p/>
     <w:p>
       <w:r>
+        <w:rPr>
+          <w:b w:val="0"/>
+          <w:i w:val="0"/>
+        </w:rPr>
         <w:t xml:space="preserve">&amp;nbsp;&amp;nbsp;(ii) State the purpose of the function </w:t>
       </w:r>
       <w:r>
         <w:rPr>
           <w:rFonts w:ascii="Consolas" w:hAnsi="Consolas"/>
+          <w:b w:val="0"/>
+          <w:i w:val="0"/>
           <w:sz w:val="19"/>
         </w:rPr>
         <w:t>mystery</w:t>
       </w:r>
       <w:r>
+        <w:rPr>
+          <w:b w:val="0"/>
+          <w:i w:val="0"/>
+        </w:rPr>
         <w:t xml:space="preserve">. </w:t>
       </w:r>
       <w:r>
         <w:rPr>
           <w:b/>
+          <w:i w:val="0"/>
         </w:rPr>
         <w:t>[1]</w:t>
       </w:r>
       <w:r>
+        <w:rPr>
+          <w:b w:val="0"/>
+          <w:i w:val="0"/>
+        </w:rPr>
         <w:t xml:space="preserve"> (AO2)</w:t>
       </w:r>
     </w:p>
@@ -4767,28 +4685,43 @@
       <w:r>
         <w:rPr>
           <w:b/>
+          <w:i w:val="0"/>
         </w:rPr>
         <w:t>Q4.</w:t>
       </w:r>
       <w:r>
+        <w:rPr>
+          <w:b w:val="0"/>
+          <w:i w:val="0"/>
+        </w:rPr>
         <w:t xml:space="preserve"> A program compiles and runs but produces the wrong output. Identify </w:t>
       </w:r>
       <w:r>
         <w:rPr>
           <w:b/>
+          <w:i w:val="0"/>
         </w:rPr>
         <w:t>two</w:t>
       </w:r>
       <w:r>
+        <w:rPr>
+          <w:b w:val="0"/>
+          <w:i w:val="0"/>
+        </w:rPr>
         <w:t xml:space="preserve"> features of an IDE that would help the programmer locate the logic error at run time. </w:t>
       </w:r>
       <w:r>
         <w:rPr>
           <w:b/>
+          <w:i w:val="0"/>
         </w:rPr>
         <w:t>[2]</w:t>
       </w:r>
       <w:r>
+        <w:rPr>
+          <w:b w:val="0"/>
+          <w:i w:val="0"/>
+        </w:rPr>
         <w:t xml:space="preserve"> (AO1)</w:t>
       </w:r>
     </w:p>
@@ -4820,87 +4753,137 @@
       <w:r>
         <w:rPr>
           <w:b/>
+          <w:i w:val="0"/>
         </w:rPr>
         <w:t>Q5.</w:t>
       </w:r>
       <w:r>
+        <w:rPr>
+          <w:b w:val="0"/>
+          <w:i w:val="0"/>
+        </w:rPr>
         <w:t xml:space="preserve"> An array </w:t>
       </w:r>
       <w:r>
         <w:rPr>
           <w:rFonts w:ascii="Consolas" w:hAnsi="Consolas"/>
+          <w:b w:val="0"/>
+          <w:i w:val="0"/>
           <w:sz w:val="19"/>
         </w:rPr>
         <w:t>scores</w:t>
       </w:r>
       <w:r>
+        <w:rPr>
+          <w:b w:val="0"/>
+          <w:i w:val="0"/>
+        </w:rPr>
         <w:t xml:space="preserve"> holds an unknown number of integers (zero-indexed; </w:t>
       </w:r>
       <w:r>
         <w:rPr>
           <w:rFonts w:ascii="Consolas" w:hAnsi="Consolas"/>
+          <w:b w:val="0"/>
+          <w:i w:val="0"/>
           <w:sz w:val="19"/>
         </w:rPr>
         <w:t>scores.length</w:t>
       </w:r>
       <w:r>
+        <w:rPr>
+          <w:b w:val="0"/>
+          <w:i w:val="0"/>
+        </w:rPr>
         <w:t xml:space="preserve"> gives the number of elements). Write a function </w:t>
       </w:r>
       <w:r>
         <w:rPr>
           <w:rFonts w:ascii="Consolas" w:hAnsi="Consolas"/>
+          <w:b w:val="0"/>
+          <w:i w:val="0"/>
           <w:sz w:val="19"/>
         </w:rPr>
         <w:t>countMatches(scores, target)</w:t>
       </w:r>
       <w:r>
+        <w:rPr>
+          <w:b w:val="0"/>
+          <w:i w:val="0"/>
+        </w:rPr>
         <w:t xml:space="preserve"> using </w:t>
       </w:r>
       <w:r>
         <w:rPr>
           <w:b/>
+          <w:i w:val="0"/>
         </w:rPr>
         <w:t>OCR Exam Reference Language</w:t>
       </w:r>
       <w:r>
+        <w:rPr>
+          <w:b w:val="0"/>
+          <w:i w:val="0"/>
+        </w:rPr>
         <w:t xml:space="preserve"> that returns the number of elements in </w:t>
       </w:r>
       <w:r>
         <w:rPr>
           <w:rFonts w:ascii="Consolas" w:hAnsi="Consolas"/>
+          <w:b w:val="0"/>
+          <w:i w:val="0"/>
           <w:sz w:val="19"/>
         </w:rPr>
         <w:t>scores</w:t>
       </w:r>
       <w:r>
+        <w:rPr>
+          <w:b w:val="0"/>
+          <w:i w:val="0"/>
+        </w:rPr>
         <w:t xml:space="preserve"> equal to </w:t>
       </w:r>
       <w:r>
         <w:rPr>
           <w:rFonts w:ascii="Consolas" w:hAnsi="Consolas"/>
+          <w:b w:val="0"/>
+          <w:i w:val="0"/>
           <w:sz w:val="19"/>
         </w:rPr>
         <w:t>target</w:t>
       </w:r>
       <w:r>
+        <w:rPr>
+          <w:b w:val="0"/>
+          <w:i w:val="0"/>
+        </w:rPr>
         <w:t xml:space="preserve">. Your function must work for an array of </w:t>
       </w:r>
       <w:r>
         <w:rPr>
           <w:b/>
+          <w:i w:val="0"/>
         </w:rPr>
         <w:t>any</w:t>
       </w:r>
       <w:r>
+        <w:rPr>
+          <w:b w:val="0"/>
+          <w:i w:val="0"/>
+        </w:rPr>
         <w:t xml:space="preserve"> length. </w:t>
       </w:r>
       <w:r>
         <w:rPr>
           <w:b/>
+          <w:i w:val="0"/>
         </w:rPr>
         <w:t>[5]</w:t>
       </w:r>
       <w:r>
+        <w:rPr>
+          <w:b w:val="0"/>
+          <w:i w:val="0"/>
+        </w:rPr>
         <w:t xml:space="preserve"> (AO3)</w:t>
       </w:r>
     </w:p>
@@ -4964,86 +4947,135 @@
       <w:r>
         <w:rPr>
           <w:b/>
+          <w:i w:val="0"/>
         </w:rPr>
         <w:t>Q6.</w:t>
       </w:r>
       <w:r>
+        <w:rPr>
+          <w:b w:val="0"/>
+          <w:i w:val="0"/>
+        </w:rPr>
         <w:t xml:space="preserve"> A game contains characters of type </w:t>
       </w:r>
       <w:r>
         <w:rPr>
           <w:b/>
+          <w:i w:val="0"/>
         </w:rPr>
         <w:t>Wizard</w:t>
       </w:r>
       <w:r>
+        <w:rPr>
+          <w:b w:val="0"/>
+          <w:i w:val="0"/>
+        </w:rPr>
         <w:t xml:space="preserve"> and </w:t>
       </w:r>
       <w:r>
         <w:rPr>
           <w:b/>
+          <w:i w:val="0"/>
         </w:rPr>
         <w:t>Warrior</w:t>
       </w:r>
       <w:r>
+        <w:rPr>
+          <w:b w:val="0"/>
+          <w:i w:val="0"/>
+        </w:rPr>
         <w:t xml:space="preserve">. Both types have a </w:t>
       </w:r>
       <w:r>
         <w:rPr>
           <w:rFonts w:ascii="Consolas" w:hAnsi="Consolas"/>
+          <w:b w:val="0"/>
+          <w:i w:val="0"/>
           <w:sz w:val="19"/>
         </w:rPr>
         <w:t>name</w:t>
       </w:r>
       <w:r>
+        <w:rPr>
+          <w:b w:val="0"/>
+          <w:i w:val="0"/>
+        </w:rPr>
         <w:t xml:space="preserve"> and </w:t>
       </w:r>
       <w:r>
         <w:rPr>
           <w:rFonts w:ascii="Consolas" w:hAnsi="Consolas"/>
+          <w:b w:val="0"/>
+          <w:i w:val="0"/>
           <w:sz w:val="19"/>
         </w:rPr>
         <w:t>health</w:t>
       </w:r>
       <w:r>
+        <w:rPr>
+          <w:b w:val="0"/>
+          <w:i w:val="0"/>
+        </w:rPr>
         <w:t xml:space="preserve"> attribute and a </w:t>
       </w:r>
       <w:r>
         <w:rPr>
           <w:rFonts w:ascii="Consolas" w:hAnsi="Consolas"/>
+          <w:b w:val="0"/>
+          <w:i w:val="0"/>
           <w:sz w:val="19"/>
         </w:rPr>
         <w:t>move()</w:t>
       </w:r>
       <w:r>
+        <w:rPr>
+          <w:b w:val="0"/>
+          <w:i w:val="0"/>
+        </w:rPr>
         <w:t xml:space="preserve"> method; Wizards additionally have a </w:t>
       </w:r>
       <w:r>
         <w:rPr>
           <w:rFonts w:ascii="Consolas" w:hAnsi="Consolas"/>
+          <w:b w:val="0"/>
+          <w:i w:val="0"/>
           <w:sz w:val="19"/>
         </w:rPr>
         <w:t>castSpell()</w:t>
       </w:r>
       <w:r>
+        <w:rPr>
+          <w:b w:val="0"/>
+          <w:i w:val="0"/>
+        </w:rPr>
         <w:t xml:space="preserve"> method. Explain how </w:t>
       </w:r>
       <w:r>
         <w:rPr>
           <w:b/>
+          <w:i w:val="0"/>
         </w:rPr>
         <w:t>inheritance</w:t>
       </w:r>
       <w:r>
+        <w:rPr>
+          <w:b w:val="0"/>
+          <w:i w:val="0"/>
+        </w:rPr>
         <w:t xml:space="preserve"> could be used when implementing these characters. </w:t>
       </w:r>
       <w:r>
         <w:rPr>
           <w:b/>
+          <w:i w:val="0"/>
         </w:rPr>
         <w:t>[3]</w:t>
       </w:r>
       <w:r>
+        <w:rPr>
+          <w:b w:val="0"/>
+          <w:i w:val="0"/>
+        </w:rPr>
         <w:t xml:space="preserve"> (AO2)</w:t>
       </w:r>
     </w:p>
@@ -5083,28 +5115,43 @@
       <w:r>
         <w:rPr>
           <w:b/>
+          <w:i w:val="0"/>
         </w:rPr>
         <w:t>Q7.</w:t>
       </w:r>
       <w:r>
+        <w:rPr>
+          <w:b w:val="0"/>
+          <w:i w:val="0"/>
+        </w:rPr>
         <w:t xml:space="preserve"> A route-planning app must find a route across a road network with millions of junctions. Explain why the app uses a </w:t>
       </w:r>
       <w:r>
         <w:rPr>
           <w:b/>
+          <w:i w:val="0"/>
         </w:rPr>
         <w:t>heuristic</w:t>
       </w:r>
       <w:r>
+        <w:rPr>
+          <w:b w:val="0"/>
+          <w:i w:val="0"/>
+        </w:rPr>
         <w:t xml:space="preserve"> approach rather than examining every possible route. </w:t>
       </w:r>
       <w:r>
         <w:rPr>
           <w:b/>
+          <w:i w:val="0"/>
         </w:rPr>
         <w:t>[2]</w:t>
       </w:r>
       <w:r>
+        <w:rPr>
+          <w:b w:val="0"/>
+          <w:i w:val="0"/>
+        </w:rPr>
         <w:t xml:space="preserve"> (AO1)</w:t>
       </w:r>
     </w:p>
@@ -5136,42 +5183,66 @@
       <w:r>
         <w:rPr>
           <w:b/>
-        </w:rPr>
-        <w:t>Q8\</w:t>
-      </w:r>
-      <w:r>
-        <w:t>* A veterinary surgery is having software developed to store details of the animals it treats. The surgery treats dogs, cats and rabbits. All animals have a name, an owner and a date of last visit. Dogs additionally record whether they are microchipped; cats additionally record whether they are indoor-only.</w:t>
+          <w:i w:val="0"/>
+        </w:rPr>
+        <w:t>Q8*</w:t>
+      </w:r>
+      <w:r>
+        <w:rPr>
+          <w:b w:val="0"/>
+          <w:i w:val="0"/>
+        </w:rPr>
+        <w:t xml:space="preserve"> A veterinary surgery is having software developed to store details of the animals it treats. The surgery treats dogs, cats and rabbits. All animals have a name, an owner and a date of last visit. Dogs additionally record whether they are microchipped; cats additionally record whether they are indoor-only.</w:t>
       </w:r>
     </w:p>
     <w:p>
       <w:r>
+        <w:rPr>
+          <w:b w:val="0"/>
+          <w:i w:val="0"/>
+        </w:rPr>
         <w:t xml:space="preserve">Discuss how the developer could use </w:t>
       </w:r>
       <w:r>
         <w:rPr>
           <w:b/>
+          <w:i w:val="0"/>
         </w:rPr>
         <w:t>object-oriented programming</w:t>
       </w:r>
       <w:r>
+        <w:rPr>
+          <w:b w:val="0"/>
+          <w:i w:val="0"/>
+        </w:rPr>
         <w:t xml:space="preserve"> to implement this system. You should refer to </w:t>
       </w:r>
       <w:r>
         <w:rPr>
           <w:b/>
+          <w:i w:val="0"/>
         </w:rPr>
         <w:t>classes, inheritance, encapsulation and polymorphism</w:t>
       </w:r>
       <w:r>
+        <w:rPr>
+          <w:b w:val="0"/>
+          <w:i w:val="0"/>
+        </w:rPr>
         <w:t xml:space="preserve"> in your answer. </w:t>
       </w:r>
       <w:r>
         <w:rPr>
           <w:b/>
+          <w:i w:val="0"/>
         </w:rPr>
         <w:t>[9]</w:t>
       </w:r>
       <w:r>
+        <w:rPr>
+          <w:b w:val="0"/>
+          <w:i w:val="0"/>
+        </w:rPr>
         <w:t xml:space="preserve"> (AO3)</w:t>
       </w:r>
     </w:p>

--- a/Course/2 Component 2 - Algorithms and Programming/2.2 Problem Solving and Programming/00 Topic Resources/6 End-of-Topic Worksheet (editable).docx
+++ b/Course/2 Component 2 - Algorithms and Programming/2.2 Problem Solving and Programming/00 Topic Resources/6 End-of-Topic Worksheet (editable).docx
@@ -4005,190 +4005,204 @@
         <w:t xml:space="preserve"> (AO1)</w:t>
       </w:r>
     </w:p>
+    <w:tbl>
+      <w:tblPr>
+        <w:tblStyle w:val="TableGrid"/>
+        <w:tblW w:type="auto" w:w="0"/>
+        <w:tblLook w:firstColumn="1" w:firstRow="1" w:lastColumn="0" w:lastRow="0" w:noHBand="0" w:noVBand="1" w:val="04A0"/>
+      </w:tblPr>
+      <w:tblGrid>
+        <w:gridCol w:w="8640"/>
+      </w:tblGrid>
+      <w:tr>
+        <w:trPr>
+          <w:trHeight w:val="1020" w:hRule="atLeast"/>
+        </w:trPr>
+        <w:tc>
+          <w:tcPr>
+            <w:tcW w:type="dxa" w:w="8640"/>
+          </w:tcPr>
+          <w:p>
+            <w:pPr>
+              <w:spacing w:before="40"/>
+            </w:pPr>
+          </w:p>
+        </w:tc>
+      </w:tr>
+    </w:tbl>
+    <w:p/>
     <w:p>
-      <w:pPr>
-        <w:spacing w:before="260"/>
-        <w:pBdr>
-          <w:bottom w:val="single" w:sz="4" w:space="1" w:color="AAB4C0"/>
-        </w:pBdr>
-      </w:pPr>
+      <w:r>
+        <w:rPr>
+          <w:b/>
+          <w:i w:val="0"/>
+        </w:rPr>
+        <w:t>Q2.</w:t>
+      </w:r>
+      <w:r>
+        <w:rPr>
+          <w:b w:val="0"/>
+          <w:i w:val="0"/>
+        </w:rPr>
+        <w:t xml:space="preserve"> A subroutine </w:t>
+      </w:r>
+      <w:r>
+        <w:rPr>
+          <w:rFonts w:ascii="Consolas" w:hAnsi="Consolas"/>
+          <w:b w:val="0"/>
+          <w:i w:val="0"/>
+          <w:sz w:val="19"/>
+        </w:rPr>
+        <w:t>updateScores(list)</w:t>
+      </w:r>
+      <w:r>
+        <w:rPr>
+          <w:b w:val="0"/>
+          <w:i w:val="0"/>
+        </w:rPr>
+        <w:t xml:space="preserve"> is passed a very large array.</w:t>
+      </w:r>
     </w:p>
     <w:p>
-      <w:pPr>
-        <w:spacing w:before="260"/>
-        <w:pBdr>
-          <w:bottom w:val="single" w:sz="4" w:space="1" w:color="AAB4C0"/>
-        </w:pBdr>
-      </w:pPr>
+      <w:r>
+        <w:rPr>
+          <w:b w:val="0"/>
+          <w:i w:val="0"/>
+        </w:rPr>
+        <w:t xml:space="preserve">&amp;nbsp;&amp;nbsp;(i) Explain why passing the array </w:t>
+      </w:r>
+      <w:r>
+        <w:rPr>
+          <w:b/>
+          <w:i w:val="0"/>
+        </w:rPr>
+        <w:t>by reference</w:t>
+      </w:r>
+      <w:r>
+        <w:rPr>
+          <w:b w:val="0"/>
+          <w:i w:val="0"/>
+        </w:rPr>
+        <w:t xml:space="preserve"> is more efficient than passing it </w:t>
+      </w:r>
+      <w:r>
+        <w:rPr>
+          <w:b/>
+          <w:i w:val="0"/>
+        </w:rPr>
+        <w:t>by value</w:t>
+      </w:r>
+      <w:r>
+        <w:rPr>
+          <w:b w:val="0"/>
+          <w:i w:val="0"/>
+        </w:rPr>
+        <w:t xml:space="preserve">. </w:t>
+      </w:r>
+      <w:r>
+        <w:rPr>
+          <w:b/>
+          <w:i w:val="0"/>
+        </w:rPr>
+        <w:t>[2]</w:t>
+      </w:r>
+      <w:r>
+        <w:rPr>
+          <w:b w:val="0"/>
+          <w:i w:val="0"/>
+        </w:rPr>
+        <w:t xml:space="preserve"> (AO2)</w:t>
+      </w:r>
     </w:p>
+    <w:tbl>
+      <w:tblPr>
+        <w:tblStyle w:val="TableGrid"/>
+        <w:tblW w:type="auto" w:w="0"/>
+        <w:tblLook w:firstColumn="1" w:firstRow="1" w:lastColumn="0" w:lastRow="0" w:noHBand="0" w:noVBand="1" w:val="04A0"/>
+      </w:tblPr>
+      <w:tblGrid>
+        <w:gridCol w:w="8640"/>
+      </w:tblGrid>
+      <w:tr>
+        <w:trPr>
+          <w:trHeight w:val="1020" w:hRule="atLeast"/>
+        </w:trPr>
+        <w:tc>
+          <w:tcPr>
+            <w:tcW w:type="dxa" w:w="8640"/>
+          </w:tcPr>
+          <w:p>
+            <w:pPr>
+              <w:spacing w:before="40"/>
+            </w:pPr>
+          </w:p>
+        </w:tc>
+      </w:tr>
+    </w:tbl>
+    <w:p/>
     <w:p>
-      <w:pPr>
-        <w:spacing w:before="260"/>
-        <w:pBdr>
-          <w:bottom w:val="single" w:sz="4" w:space="1" w:color="AAB4C0"/>
-        </w:pBdr>
-      </w:pPr>
+      <w:r>
+        <w:rPr>
+          <w:b w:val="0"/>
+          <w:i w:val="0"/>
+        </w:rPr>
+        <w:t xml:space="preserve">&amp;nbsp;&amp;nbsp;(ii) State </w:t>
+      </w:r>
+      <w:r>
+        <w:rPr>
+          <w:b/>
+          <w:i w:val="0"/>
+        </w:rPr>
+        <w:t>one</w:t>
+      </w:r>
+      <w:r>
+        <w:rPr>
+          <w:b w:val="0"/>
+          <w:i w:val="0"/>
+        </w:rPr>
+        <w:t xml:space="preserve"> risk of passing the array by reference. </w:t>
+      </w:r>
+      <w:r>
+        <w:rPr>
+          <w:b/>
+          <w:i w:val="0"/>
+        </w:rPr>
+        <w:t>[1]</w:t>
+      </w:r>
+      <w:r>
+        <w:rPr>
+          <w:b w:val="0"/>
+          <w:i w:val="0"/>
+        </w:rPr>
+        <w:t xml:space="preserve"> (AO2)</w:t>
+      </w:r>
     </w:p>
-    <w:p>
-      <w:r>
-        <w:rPr>
-          <w:b/>
-          <w:i w:val="0"/>
-        </w:rPr>
-        <w:t>Q2.</w:t>
-      </w:r>
-      <w:r>
-        <w:rPr>
-          <w:b w:val="0"/>
-          <w:i w:val="0"/>
-        </w:rPr>
-        <w:t xml:space="preserve"> A subroutine </w:t>
-      </w:r>
-      <w:r>
-        <w:rPr>
-          <w:rFonts w:ascii="Consolas" w:hAnsi="Consolas"/>
-          <w:b w:val="0"/>
-          <w:i w:val="0"/>
-          <w:sz w:val="19"/>
-        </w:rPr>
-        <w:t>updateScores(list)</w:t>
-      </w:r>
-      <w:r>
-        <w:rPr>
-          <w:b w:val="0"/>
-          <w:i w:val="0"/>
-        </w:rPr>
-        <w:t xml:space="preserve"> is passed a very large array.</w:t>
-      </w:r>
-    </w:p>
-    <w:p>
-      <w:r>
-        <w:rPr>
-          <w:b w:val="0"/>
-          <w:i w:val="0"/>
-        </w:rPr>
-        <w:t xml:space="preserve">&amp;nbsp;&amp;nbsp;(i) Explain why passing the array </w:t>
-      </w:r>
-      <w:r>
-        <w:rPr>
-          <w:b/>
-          <w:i w:val="0"/>
-        </w:rPr>
-        <w:t>by reference</w:t>
-      </w:r>
-      <w:r>
-        <w:rPr>
-          <w:b w:val="0"/>
-          <w:i w:val="0"/>
-        </w:rPr>
-        <w:t xml:space="preserve"> is more efficient than passing it </w:t>
-      </w:r>
-      <w:r>
-        <w:rPr>
-          <w:b/>
-          <w:i w:val="0"/>
-        </w:rPr>
-        <w:t>by value</w:t>
-      </w:r>
-      <w:r>
-        <w:rPr>
-          <w:b w:val="0"/>
-          <w:i w:val="0"/>
-        </w:rPr>
-        <w:t xml:space="preserve">. </w:t>
-      </w:r>
-      <w:r>
-        <w:rPr>
-          <w:b/>
-          <w:i w:val="0"/>
-        </w:rPr>
-        <w:t>[2]</w:t>
-      </w:r>
-      <w:r>
-        <w:rPr>
-          <w:b w:val="0"/>
-          <w:i w:val="0"/>
-        </w:rPr>
-        <w:t xml:space="preserve"> (AO2)</w:t>
-      </w:r>
-    </w:p>
-    <w:p>
-      <w:pPr>
-        <w:spacing w:before="260"/>
-        <w:pBdr>
-          <w:bottom w:val="single" w:sz="4" w:space="1" w:color="AAB4C0"/>
-        </w:pBdr>
-      </w:pPr>
-    </w:p>
-    <w:p>
-      <w:pPr>
-        <w:spacing w:before="260"/>
-        <w:pBdr>
-          <w:bottom w:val="single" w:sz="4" w:space="1" w:color="AAB4C0"/>
-        </w:pBdr>
-      </w:pPr>
-    </w:p>
-    <w:p>
-      <w:pPr>
-        <w:spacing w:before="260"/>
-        <w:pBdr>
-          <w:bottom w:val="single" w:sz="4" w:space="1" w:color="AAB4C0"/>
-        </w:pBdr>
-      </w:pPr>
-    </w:p>
-    <w:p>
-      <w:r>
-        <w:rPr>
-          <w:b w:val="0"/>
-          <w:i w:val="0"/>
-        </w:rPr>
-        <w:t xml:space="preserve">&amp;nbsp;&amp;nbsp;(ii) State </w:t>
-      </w:r>
-      <w:r>
-        <w:rPr>
-          <w:b/>
-          <w:i w:val="0"/>
-        </w:rPr>
-        <w:t>one</w:t>
-      </w:r>
-      <w:r>
-        <w:rPr>
-          <w:b w:val="0"/>
-          <w:i w:val="0"/>
-        </w:rPr>
-        <w:t xml:space="preserve"> risk of passing the array by reference. </w:t>
-      </w:r>
-      <w:r>
-        <w:rPr>
-          <w:b/>
-          <w:i w:val="0"/>
-        </w:rPr>
-        <w:t>[1]</w:t>
-      </w:r>
-      <w:r>
-        <w:rPr>
-          <w:b w:val="0"/>
-          <w:i w:val="0"/>
-        </w:rPr>
-        <w:t xml:space="preserve"> (AO2)</w:t>
-      </w:r>
-    </w:p>
-    <w:p>
-      <w:pPr>
-        <w:spacing w:before="260"/>
-        <w:pBdr>
-          <w:bottom w:val="single" w:sz="4" w:space="1" w:color="AAB4C0"/>
-        </w:pBdr>
-      </w:pPr>
-    </w:p>
-    <w:p>
-      <w:pPr>
-        <w:spacing w:before="260"/>
-        <w:pBdr>
-          <w:bottom w:val="single" w:sz="4" w:space="1" w:color="AAB4C0"/>
-        </w:pBdr>
-      </w:pPr>
-    </w:p>
+    <w:tbl>
+      <w:tblPr>
+        <w:tblStyle w:val="TableGrid"/>
+        <w:tblW w:type="auto" w:w="0"/>
+        <w:tblLook w:firstColumn="1" w:firstRow="1" w:lastColumn="0" w:lastRow="0" w:noHBand="0" w:noVBand="1" w:val="04A0"/>
+      </w:tblPr>
+      <w:tblGrid>
+        <w:gridCol w:w="8640"/>
+      </w:tblGrid>
+      <w:tr>
+        <w:trPr>
+          <w:trHeight w:val="680" w:hRule="atLeast"/>
+        </w:trPr>
+        <w:tc>
+          <w:tcPr>
+            <w:tcW w:type="dxa" w:w="8640"/>
+          </w:tcPr>
+          <w:p>
+            <w:pPr>
+              <w:spacing w:before="40"/>
+            </w:pPr>
+          </w:p>
+        </w:tc>
+      </w:tr>
+    </w:tbl>
+    <w:p/>
     <w:p>
       <w:r>
         <w:rPr>
@@ -4341,38 +4355,32 @@
         <w:t xml:space="preserve"> (AO2)</w:t>
       </w:r>
     </w:p>
-    <w:p>
-      <w:pPr>
-        <w:spacing w:before="260"/>
-        <w:pBdr>
-          <w:bottom w:val="single" w:sz="4" w:space="1" w:color="AAB4C0"/>
-        </w:pBdr>
-      </w:pPr>
-    </w:p>
-    <w:p>
-      <w:pPr>
-        <w:spacing w:before="260"/>
-        <w:pBdr>
-          <w:bottom w:val="single" w:sz="4" w:space="1" w:color="AAB4C0"/>
-        </w:pBdr>
-      </w:pPr>
-    </w:p>
-    <w:p>
-      <w:pPr>
-        <w:spacing w:before="260"/>
-        <w:pBdr>
-          <w:bottom w:val="single" w:sz="4" w:space="1" w:color="AAB4C0"/>
-        </w:pBdr>
-      </w:pPr>
-    </w:p>
-    <w:p>
-      <w:pPr>
-        <w:spacing w:before="260"/>
-        <w:pBdr>
-          <w:bottom w:val="single" w:sz="4" w:space="1" w:color="AAB4C0"/>
-        </w:pBdr>
-      </w:pPr>
-    </w:p>
+    <w:tbl>
+      <w:tblPr>
+        <w:tblStyle w:val="TableGrid"/>
+        <w:tblW w:type="auto" w:w="0"/>
+        <w:tblLook w:firstColumn="1" w:firstRow="1" w:lastColumn="0" w:lastRow="0" w:noHBand="0" w:noVBand="1" w:val="04A0"/>
+      </w:tblPr>
+      <w:tblGrid>
+        <w:gridCol w:w="8640"/>
+      </w:tblGrid>
+      <w:tr>
+        <w:trPr>
+          <w:trHeight w:val="1360" w:hRule="atLeast"/>
+        </w:trPr>
+        <w:tc>
+          <w:tcPr>
+            <w:tcW w:type="dxa" w:w="8640"/>
+          </w:tcPr>
+          <w:p>
+            <w:pPr>
+              <w:spacing w:before="40"/>
+            </w:pPr>
+          </w:p>
+        </w:tc>
+      </w:tr>
+    </w:tbl>
+    <w:p/>
     <w:tbl>
       <w:tblPr>
         <w:tblStyle w:val="TableGrid"/>
@@ -4665,683 +4673,591 @@
         <w:t xml:space="preserve"> (AO2)</w:t>
       </w:r>
     </w:p>
+    <w:tbl>
+      <w:tblPr>
+        <w:tblStyle w:val="TableGrid"/>
+        <w:tblW w:type="auto" w:w="0"/>
+        <w:tblLook w:firstColumn="1" w:firstRow="1" w:lastColumn="0" w:lastRow="0" w:noHBand="0" w:noVBand="1" w:val="04A0"/>
+      </w:tblPr>
+      <w:tblGrid>
+        <w:gridCol w:w="8640"/>
+      </w:tblGrid>
+      <w:tr>
+        <w:trPr>
+          <w:trHeight w:val="680" w:hRule="atLeast"/>
+        </w:trPr>
+        <w:tc>
+          <w:tcPr>
+            <w:tcW w:type="dxa" w:w="8640"/>
+          </w:tcPr>
+          <w:p>
+            <w:pPr>
+              <w:spacing w:before="40"/>
+            </w:pPr>
+          </w:p>
+        </w:tc>
+      </w:tr>
+    </w:tbl>
+    <w:p/>
     <w:p>
-      <w:pPr>
-        <w:spacing w:before="260"/>
-        <w:pBdr>
-          <w:bottom w:val="single" w:sz="4" w:space="1" w:color="AAB4C0"/>
-        </w:pBdr>
-      </w:pPr>
+      <w:r>
+        <w:rPr>
+          <w:b/>
+          <w:i w:val="0"/>
+        </w:rPr>
+        <w:t>Q4.</w:t>
+      </w:r>
+      <w:r>
+        <w:rPr>
+          <w:b w:val="0"/>
+          <w:i w:val="0"/>
+        </w:rPr>
+        <w:t xml:space="preserve"> A program compiles and runs but produces the wrong output. Identify </w:t>
+      </w:r>
+      <w:r>
+        <w:rPr>
+          <w:b/>
+          <w:i w:val="0"/>
+        </w:rPr>
+        <w:t>two</w:t>
+      </w:r>
+      <w:r>
+        <w:rPr>
+          <w:b w:val="0"/>
+          <w:i w:val="0"/>
+        </w:rPr>
+        <w:t xml:space="preserve"> features of an IDE that would help the programmer locate the logic error at run time. </w:t>
+      </w:r>
+      <w:r>
+        <w:rPr>
+          <w:b/>
+          <w:i w:val="0"/>
+        </w:rPr>
+        <w:t>[2]</w:t>
+      </w:r>
+      <w:r>
+        <w:rPr>
+          <w:b w:val="0"/>
+          <w:i w:val="0"/>
+        </w:rPr>
+        <w:t xml:space="preserve"> (AO1)</w:t>
+      </w:r>
+    </w:p>
+    <w:tbl>
+      <w:tblPr>
+        <w:tblStyle w:val="TableGrid"/>
+        <w:tblW w:type="auto" w:w="0"/>
+        <w:tblLook w:firstColumn="1" w:firstRow="1" w:lastColumn="0" w:lastRow="0" w:noHBand="0" w:noVBand="1" w:val="04A0"/>
+      </w:tblPr>
+      <w:tblGrid>
+        <w:gridCol w:w="8640"/>
+      </w:tblGrid>
+      <w:tr>
+        <w:trPr>
+          <w:trHeight w:val="1020" w:hRule="atLeast"/>
+        </w:trPr>
+        <w:tc>
+          <w:tcPr>
+            <w:tcW w:type="dxa" w:w="8640"/>
+          </w:tcPr>
+          <w:p>
+            <w:pPr>
+              <w:spacing w:before="40"/>
+            </w:pPr>
+          </w:p>
+        </w:tc>
+      </w:tr>
+    </w:tbl>
+    <w:p/>
+    <w:p>
+      <w:r>
+        <w:rPr>
+          <w:b/>
+          <w:i w:val="0"/>
+        </w:rPr>
+        <w:t>Q5.</w:t>
+      </w:r>
+      <w:r>
+        <w:rPr>
+          <w:b w:val="0"/>
+          <w:i w:val="0"/>
+        </w:rPr>
+        <w:t xml:space="preserve"> An array </w:t>
+      </w:r>
+      <w:r>
+        <w:rPr>
+          <w:rFonts w:ascii="Consolas" w:hAnsi="Consolas"/>
+          <w:b w:val="0"/>
+          <w:i w:val="0"/>
+          <w:sz w:val="19"/>
+        </w:rPr>
+        <w:t>scores</w:t>
+      </w:r>
+      <w:r>
+        <w:rPr>
+          <w:b w:val="0"/>
+          <w:i w:val="0"/>
+        </w:rPr>
+        <w:t xml:space="preserve"> holds an unknown number of integers (zero-indexed; </w:t>
+      </w:r>
+      <w:r>
+        <w:rPr>
+          <w:rFonts w:ascii="Consolas" w:hAnsi="Consolas"/>
+          <w:b w:val="0"/>
+          <w:i w:val="0"/>
+          <w:sz w:val="19"/>
+        </w:rPr>
+        <w:t>scores.length</w:t>
+      </w:r>
+      <w:r>
+        <w:rPr>
+          <w:b w:val="0"/>
+          <w:i w:val="0"/>
+        </w:rPr>
+        <w:t xml:space="preserve"> gives the number of elements). Write a function </w:t>
+      </w:r>
+      <w:r>
+        <w:rPr>
+          <w:rFonts w:ascii="Consolas" w:hAnsi="Consolas"/>
+          <w:b w:val="0"/>
+          <w:i w:val="0"/>
+          <w:sz w:val="19"/>
+        </w:rPr>
+        <w:t>countMatches(scores, target)</w:t>
+      </w:r>
+      <w:r>
+        <w:rPr>
+          <w:b w:val="0"/>
+          <w:i w:val="0"/>
+        </w:rPr>
+        <w:t xml:space="preserve"> using </w:t>
+      </w:r>
+      <w:r>
+        <w:rPr>
+          <w:b/>
+          <w:i w:val="0"/>
+        </w:rPr>
+        <w:t>OCR Exam Reference Language</w:t>
+      </w:r>
+      <w:r>
+        <w:rPr>
+          <w:b w:val="0"/>
+          <w:i w:val="0"/>
+        </w:rPr>
+        <w:t xml:space="preserve"> that returns the number of elements in </w:t>
+      </w:r>
+      <w:r>
+        <w:rPr>
+          <w:rFonts w:ascii="Consolas" w:hAnsi="Consolas"/>
+          <w:b w:val="0"/>
+          <w:i w:val="0"/>
+          <w:sz w:val="19"/>
+        </w:rPr>
+        <w:t>scores</w:t>
+      </w:r>
+      <w:r>
+        <w:rPr>
+          <w:b w:val="0"/>
+          <w:i w:val="0"/>
+        </w:rPr>
+        <w:t xml:space="preserve"> equal to </w:t>
+      </w:r>
+      <w:r>
+        <w:rPr>
+          <w:rFonts w:ascii="Consolas" w:hAnsi="Consolas"/>
+          <w:b w:val="0"/>
+          <w:i w:val="0"/>
+          <w:sz w:val="19"/>
+        </w:rPr>
+        <w:t>target</w:t>
+      </w:r>
+      <w:r>
+        <w:rPr>
+          <w:b w:val="0"/>
+          <w:i w:val="0"/>
+        </w:rPr>
+        <w:t xml:space="preserve">. Your function must work for an array of </w:t>
+      </w:r>
+      <w:r>
+        <w:rPr>
+          <w:b/>
+          <w:i w:val="0"/>
+        </w:rPr>
+        <w:t>any</w:t>
+      </w:r>
+      <w:r>
+        <w:rPr>
+          <w:b w:val="0"/>
+          <w:i w:val="0"/>
+        </w:rPr>
+        <w:t xml:space="preserve"> length. </w:t>
+      </w:r>
+      <w:r>
+        <w:rPr>
+          <w:b/>
+          <w:i w:val="0"/>
+        </w:rPr>
+        <w:t>[5]</w:t>
+      </w:r>
+      <w:r>
+        <w:rPr>
+          <w:b w:val="0"/>
+          <w:i w:val="0"/>
+        </w:rPr>
+        <w:t xml:space="preserve"> (AO3)</w:t>
+      </w:r>
+    </w:p>
+    <w:tbl>
+      <w:tblPr>
+        <w:tblStyle w:val="TableGrid"/>
+        <w:tblW w:type="auto" w:w="0"/>
+        <w:tblLook w:firstColumn="1" w:firstRow="1" w:lastColumn="0" w:lastRow="0" w:noHBand="0" w:noVBand="1" w:val="04A0"/>
+      </w:tblPr>
+      <w:tblGrid>
+        <w:gridCol w:w="8640"/>
+      </w:tblGrid>
+      <w:tr>
+        <w:trPr>
+          <w:trHeight w:val="2380" w:hRule="atLeast"/>
+        </w:trPr>
+        <w:tc>
+          <w:tcPr>
+            <w:tcW w:type="dxa" w:w="8640"/>
+          </w:tcPr>
+          <w:p>
+            <w:pPr>
+              <w:spacing w:before="40"/>
+            </w:pPr>
+          </w:p>
+        </w:tc>
+      </w:tr>
+    </w:tbl>
+    <w:p/>
+    <w:p>
+      <w:r>
+        <w:rPr>
+          <w:b/>
+          <w:i w:val="0"/>
+        </w:rPr>
+        <w:t>Q6.</w:t>
+      </w:r>
+      <w:r>
+        <w:rPr>
+          <w:b w:val="0"/>
+          <w:i w:val="0"/>
+        </w:rPr>
+        <w:t xml:space="preserve"> A game contains characters of type </w:t>
+      </w:r>
+      <w:r>
+        <w:rPr>
+          <w:b/>
+          <w:i w:val="0"/>
+        </w:rPr>
+        <w:t>Wizard</w:t>
+      </w:r>
+      <w:r>
+        <w:rPr>
+          <w:b w:val="0"/>
+          <w:i w:val="0"/>
+        </w:rPr>
+        <w:t xml:space="preserve"> and </w:t>
+      </w:r>
+      <w:r>
+        <w:rPr>
+          <w:b/>
+          <w:i w:val="0"/>
+        </w:rPr>
+        <w:t>Warrior</w:t>
+      </w:r>
+      <w:r>
+        <w:rPr>
+          <w:b w:val="0"/>
+          <w:i w:val="0"/>
+        </w:rPr>
+        <w:t xml:space="preserve">. Both types have a </w:t>
+      </w:r>
+      <w:r>
+        <w:rPr>
+          <w:rFonts w:ascii="Consolas" w:hAnsi="Consolas"/>
+          <w:b w:val="0"/>
+          <w:i w:val="0"/>
+          <w:sz w:val="19"/>
+        </w:rPr>
+        <w:t>name</w:t>
+      </w:r>
+      <w:r>
+        <w:rPr>
+          <w:b w:val="0"/>
+          <w:i w:val="0"/>
+        </w:rPr>
+        <w:t xml:space="preserve"> and </w:t>
+      </w:r>
+      <w:r>
+        <w:rPr>
+          <w:rFonts w:ascii="Consolas" w:hAnsi="Consolas"/>
+          <w:b w:val="0"/>
+          <w:i w:val="0"/>
+          <w:sz w:val="19"/>
+        </w:rPr>
+        <w:t>health</w:t>
+      </w:r>
+      <w:r>
+        <w:rPr>
+          <w:b w:val="0"/>
+          <w:i w:val="0"/>
+        </w:rPr>
+        <w:t xml:space="preserve"> attribute and a </w:t>
+      </w:r>
+      <w:r>
+        <w:rPr>
+          <w:rFonts w:ascii="Consolas" w:hAnsi="Consolas"/>
+          <w:b w:val="0"/>
+          <w:i w:val="0"/>
+          <w:sz w:val="19"/>
+        </w:rPr>
+        <w:t>move()</w:t>
+      </w:r>
+      <w:r>
+        <w:rPr>
+          <w:b w:val="0"/>
+          <w:i w:val="0"/>
+        </w:rPr>
+        <w:t xml:space="preserve"> method; Wizards additionally have a </w:t>
+      </w:r>
+      <w:r>
+        <w:rPr>
+          <w:rFonts w:ascii="Consolas" w:hAnsi="Consolas"/>
+          <w:b w:val="0"/>
+          <w:i w:val="0"/>
+          <w:sz w:val="19"/>
+        </w:rPr>
+        <w:t>castSpell()</w:t>
+      </w:r>
+      <w:r>
+        <w:rPr>
+          <w:b w:val="0"/>
+          <w:i w:val="0"/>
+        </w:rPr>
+        <w:t xml:space="preserve"> method. Explain how </w:t>
+      </w:r>
+      <w:r>
+        <w:rPr>
+          <w:b/>
+          <w:i w:val="0"/>
+        </w:rPr>
+        <w:t>inheritance</w:t>
+      </w:r>
+      <w:r>
+        <w:rPr>
+          <w:b w:val="0"/>
+          <w:i w:val="0"/>
+        </w:rPr>
+        <w:t xml:space="preserve"> could be used when implementing these characters. </w:t>
+      </w:r>
+      <w:r>
+        <w:rPr>
+          <w:b/>
+          <w:i w:val="0"/>
+        </w:rPr>
+        <w:t>[3]</w:t>
+      </w:r>
+      <w:r>
+        <w:rPr>
+          <w:b w:val="0"/>
+          <w:i w:val="0"/>
+        </w:rPr>
+        <w:t xml:space="preserve"> (AO2)</w:t>
+      </w:r>
+    </w:p>
+    <w:tbl>
+      <w:tblPr>
+        <w:tblStyle w:val="TableGrid"/>
+        <w:tblW w:type="auto" w:w="0"/>
+        <w:tblLook w:firstColumn="1" w:firstRow="1" w:lastColumn="0" w:lastRow="0" w:noHBand="0" w:noVBand="1" w:val="04A0"/>
+      </w:tblPr>
+      <w:tblGrid>
+        <w:gridCol w:w="8640"/>
+      </w:tblGrid>
+      <w:tr>
+        <w:trPr>
+          <w:trHeight w:val="1360" w:hRule="atLeast"/>
+        </w:trPr>
+        <w:tc>
+          <w:tcPr>
+            <w:tcW w:type="dxa" w:w="8640"/>
+          </w:tcPr>
+          <w:p>
+            <w:pPr>
+              <w:spacing w:before="40"/>
+            </w:pPr>
+          </w:p>
+        </w:tc>
+      </w:tr>
+    </w:tbl>
+    <w:p/>
+    <w:p>
+      <w:r>
+        <w:rPr>
+          <w:b/>
+          <w:i w:val="0"/>
+        </w:rPr>
+        <w:t>Q7.</w:t>
+      </w:r>
+      <w:r>
+        <w:rPr>
+          <w:b w:val="0"/>
+          <w:i w:val="0"/>
+        </w:rPr>
+        <w:t xml:space="preserve"> A route-planning app must find a route across a road network with millions of junctions. Explain why the app uses a </w:t>
+      </w:r>
+      <w:r>
+        <w:rPr>
+          <w:b/>
+          <w:i w:val="0"/>
+        </w:rPr>
+        <w:t>heuristic</w:t>
+      </w:r>
+      <w:r>
+        <w:rPr>
+          <w:b w:val="0"/>
+          <w:i w:val="0"/>
+        </w:rPr>
+        <w:t xml:space="preserve"> approach rather than examining every possible route. </w:t>
+      </w:r>
+      <w:r>
+        <w:rPr>
+          <w:b/>
+          <w:i w:val="0"/>
+        </w:rPr>
+        <w:t>[2]</w:t>
+      </w:r>
+      <w:r>
+        <w:rPr>
+          <w:b w:val="0"/>
+          <w:i w:val="0"/>
+        </w:rPr>
+        <w:t xml:space="preserve"> (AO1)</w:t>
+      </w:r>
+    </w:p>
+    <w:tbl>
+      <w:tblPr>
+        <w:tblStyle w:val="TableGrid"/>
+        <w:tblW w:type="auto" w:w="0"/>
+        <w:tblLook w:firstColumn="1" w:firstRow="1" w:lastColumn="0" w:lastRow="0" w:noHBand="0" w:noVBand="1" w:val="04A0"/>
+      </w:tblPr>
+      <w:tblGrid>
+        <w:gridCol w:w="8640"/>
+      </w:tblGrid>
+      <w:tr>
+        <w:trPr>
+          <w:trHeight w:val="1020" w:hRule="atLeast"/>
+        </w:trPr>
+        <w:tc>
+          <w:tcPr>
+            <w:tcW w:type="dxa" w:w="8640"/>
+          </w:tcPr>
+          <w:p>
+            <w:pPr>
+              <w:spacing w:before="40"/>
+            </w:pPr>
+          </w:p>
+        </w:tc>
+      </w:tr>
+    </w:tbl>
+    <w:p/>
+    <w:p>
+      <w:r>
+        <w:rPr>
+          <w:b/>
+          <w:i w:val="0"/>
+        </w:rPr>
+        <w:t>Q8*</w:t>
+      </w:r>
+      <w:r>
+        <w:rPr>
+          <w:b w:val="0"/>
+          <w:i w:val="0"/>
+        </w:rPr>
+        <w:t xml:space="preserve"> A veterinary surgery is having software developed to store details of the animals it treats. The surgery treats dogs, cats and rabbits. All animals have a name, an owner and a date of last visit. Dogs additionally record whether they are microchipped; cats additionally record whether they are indoor-only.</w:t>
+      </w:r>
     </w:p>
     <w:p>
-      <w:pPr>
-        <w:spacing w:before="260"/>
-        <w:pBdr>
-          <w:bottom w:val="single" w:sz="4" w:space="1" w:color="AAB4C0"/>
-        </w:pBdr>
-      </w:pPr>
+      <w:r>
+        <w:rPr>
+          <w:b w:val="0"/>
+          <w:i w:val="0"/>
+        </w:rPr>
+        <w:t xml:space="preserve">Discuss how the developer could use </w:t>
+      </w:r>
+      <w:r>
+        <w:rPr>
+          <w:b/>
+          <w:i w:val="0"/>
+        </w:rPr>
+        <w:t>object-oriented programming</w:t>
+      </w:r>
+      <w:r>
+        <w:rPr>
+          <w:b w:val="0"/>
+          <w:i w:val="0"/>
+        </w:rPr>
+        <w:t xml:space="preserve"> to implement this system. You should refer to </w:t>
+      </w:r>
+      <w:r>
+        <w:rPr>
+          <w:b/>
+          <w:i w:val="0"/>
+        </w:rPr>
+        <w:t>classes, inheritance, encapsulation and polymorphism</w:t>
+      </w:r>
+      <w:r>
+        <w:rPr>
+          <w:b w:val="0"/>
+          <w:i w:val="0"/>
+        </w:rPr>
+        <w:t xml:space="preserve"> in your answer. </w:t>
+      </w:r>
+      <w:r>
+        <w:rPr>
+          <w:b/>
+          <w:i w:val="0"/>
+        </w:rPr>
+        <w:t>[9]</w:t>
+      </w:r>
+      <w:r>
+        <w:rPr>
+          <w:b w:val="0"/>
+          <w:i w:val="0"/>
+        </w:rPr>
+        <w:t xml:space="preserve"> (AO3)</w:t>
+      </w:r>
     </w:p>
-    <w:p>
-      <w:r>
-        <w:rPr>
-          <w:b/>
-          <w:i w:val="0"/>
-        </w:rPr>
-        <w:t>Q4.</w:t>
-      </w:r>
-      <w:r>
-        <w:rPr>
-          <w:b w:val="0"/>
-          <w:i w:val="0"/>
-        </w:rPr>
-        <w:t xml:space="preserve"> A program compiles and runs but produces the wrong output. Identify </w:t>
-      </w:r>
-      <w:r>
-        <w:rPr>
-          <w:b/>
-          <w:i w:val="0"/>
-        </w:rPr>
-        <w:t>two</w:t>
-      </w:r>
-      <w:r>
-        <w:rPr>
-          <w:b w:val="0"/>
-          <w:i w:val="0"/>
-        </w:rPr>
-        <w:t xml:space="preserve"> features of an IDE that would help the programmer locate the logic error at run time. </w:t>
-      </w:r>
-      <w:r>
-        <w:rPr>
-          <w:b/>
-          <w:i w:val="0"/>
-        </w:rPr>
-        <w:t>[2]</w:t>
-      </w:r>
-      <w:r>
-        <w:rPr>
-          <w:b w:val="0"/>
-          <w:i w:val="0"/>
-        </w:rPr>
-        <w:t xml:space="preserve"> (AO1)</w:t>
-      </w:r>
-    </w:p>
-    <w:p>
-      <w:pPr>
-        <w:spacing w:before="260"/>
-        <w:pBdr>
-          <w:bottom w:val="single" w:sz="4" w:space="1" w:color="AAB4C0"/>
-        </w:pBdr>
-      </w:pPr>
-    </w:p>
-    <w:p>
-      <w:pPr>
-        <w:spacing w:before="260"/>
-        <w:pBdr>
-          <w:bottom w:val="single" w:sz="4" w:space="1" w:color="AAB4C0"/>
-        </w:pBdr>
-      </w:pPr>
-    </w:p>
-    <w:p>
-      <w:pPr>
-        <w:spacing w:before="260"/>
-        <w:pBdr>
-          <w:bottom w:val="single" w:sz="4" w:space="1" w:color="AAB4C0"/>
-        </w:pBdr>
-      </w:pPr>
-    </w:p>
-    <w:p>
-      <w:r>
-        <w:rPr>
-          <w:b/>
-          <w:i w:val="0"/>
-        </w:rPr>
-        <w:t>Q5.</w:t>
-      </w:r>
-      <w:r>
-        <w:rPr>
-          <w:b w:val="0"/>
-          <w:i w:val="0"/>
-        </w:rPr>
-        <w:t xml:space="preserve"> An array </w:t>
-      </w:r>
-      <w:r>
-        <w:rPr>
-          <w:rFonts w:ascii="Consolas" w:hAnsi="Consolas"/>
-          <w:b w:val="0"/>
-          <w:i w:val="0"/>
-          <w:sz w:val="19"/>
-        </w:rPr>
-        <w:t>scores</w:t>
-      </w:r>
-      <w:r>
-        <w:rPr>
-          <w:b w:val="0"/>
-          <w:i w:val="0"/>
-        </w:rPr>
-        <w:t xml:space="preserve"> holds an unknown number of integers (zero-indexed; </w:t>
-      </w:r>
-      <w:r>
-        <w:rPr>
-          <w:rFonts w:ascii="Consolas" w:hAnsi="Consolas"/>
-          <w:b w:val="0"/>
-          <w:i w:val="0"/>
-          <w:sz w:val="19"/>
-        </w:rPr>
-        <w:t>scores.length</w:t>
-      </w:r>
-      <w:r>
-        <w:rPr>
-          <w:b w:val="0"/>
-          <w:i w:val="0"/>
-        </w:rPr>
-        <w:t xml:space="preserve"> gives the number of elements). Write a function </w:t>
-      </w:r>
-      <w:r>
-        <w:rPr>
-          <w:rFonts w:ascii="Consolas" w:hAnsi="Consolas"/>
-          <w:b w:val="0"/>
-          <w:i w:val="0"/>
-          <w:sz w:val="19"/>
-        </w:rPr>
-        <w:t>countMatches(scores, target)</w:t>
-      </w:r>
-      <w:r>
-        <w:rPr>
-          <w:b w:val="0"/>
-          <w:i w:val="0"/>
-        </w:rPr>
-        <w:t xml:space="preserve"> using </w:t>
-      </w:r>
-      <w:r>
-        <w:rPr>
-          <w:b/>
-          <w:i w:val="0"/>
-        </w:rPr>
-        <w:t>OCR Exam Reference Language</w:t>
-      </w:r>
-      <w:r>
-        <w:rPr>
-          <w:b w:val="0"/>
-          <w:i w:val="0"/>
-        </w:rPr>
-        <w:t xml:space="preserve"> that returns the number of elements in </w:t>
-      </w:r>
-      <w:r>
-        <w:rPr>
-          <w:rFonts w:ascii="Consolas" w:hAnsi="Consolas"/>
-          <w:b w:val="0"/>
-          <w:i w:val="0"/>
-          <w:sz w:val="19"/>
-        </w:rPr>
-        <w:t>scores</w:t>
-      </w:r>
-      <w:r>
-        <w:rPr>
-          <w:b w:val="0"/>
-          <w:i w:val="0"/>
-        </w:rPr>
-        <w:t xml:space="preserve"> equal to </w:t>
-      </w:r>
-      <w:r>
-        <w:rPr>
-          <w:rFonts w:ascii="Consolas" w:hAnsi="Consolas"/>
-          <w:b w:val="0"/>
-          <w:i w:val="0"/>
-          <w:sz w:val="19"/>
-        </w:rPr>
-        <w:t>target</w:t>
-      </w:r>
-      <w:r>
-        <w:rPr>
-          <w:b w:val="0"/>
-          <w:i w:val="0"/>
-        </w:rPr>
-        <w:t xml:space="preserve">. Your function must work for an array of </w:t>
-      </w:r>
-      <w:r>
-        <w:rPr>
-          <w:b/>
-          <w:i w:val="0"/>
-        </w:rPr>
-        <w:t>any</w:t>
-      </w:r>
-      <w:r>
-        <w:rPr>
-          <w:b w:val="0"/>
-          <w:i w:val="0"/>
-        </w:rPr>
-        <w:t xml:space="preserve"> length. </w:t>
-      </w:r>
-      <w:r>
-        <w:rPr>
-          <w:b/>
-          <w:i w:val="0"/>
-        </w:rPr>
-        <w:t>[5]</w:t>
-      </w:r>
-      <w:r>
-        <w:rPr>
-          <w:b w:val="0"/>
-          <w:i w:val="0"/>
-        </w:rPr>
-        <w:t xml:space="preserve"> (AO3)</w:t>
-      </w:r>
-    </w:p>
-    <w:p>
-      <w:pPr>
-        <w:spacing w:before="260"/>
-        <w:pBdr>
-          <w:bottom w:val="single" w:sz="4" w:space="1" w:color="AAB4C0"/>
-        </w:pBdr>
-      </w:pPr>
-    </w:p>
-    <w:p>
-      <w:pPr>
-        <w:spacing w:before="260"/>
-        <w:pBdr>
-          <w:bottom w:val="single" w:sz="4" w:space="1" w:color="AAB4C0"/>
-        </w:pBdr>
-      </w:pPr>
-    </w:p>
-    <w:p>
-      <w:pPr>
-        <w:spacing w:before="260"/>
-        <w:pBdr>
-          <w:bottom w:val="single" w:sz="4" w:space="1" w:color="AAB4C0"/>
-        </w:pBdr>
-      </w:pPr>
-    </w:p>
-    <w:p>
-      <w:pPr>
-        <w:spacing w:before="260"/>
-        <w:pBdr>
-          <w:bottom w:val="single" w:sz="4" w:space="1" w:color="AAB4C0"/>
-        </w:pBdr>
-      </w:pPr>
-    </w:p>
-    <w:p>
-      <w:pPr>
-        <w:spacing w:before="260"/>
-        <w:pBdr>
-          <w:bottom w:val="single" w:sz="4" w:space="1" w:color="AAB4C0"/>
-        </w:pBdr>
-      </w:pPr>
-    </w:p>
-    <w:p>
-      <w:pPr>
-        <w:spacing w:before="260"/>
-        <w:pBdr>
-          <w:bottom w:val="single" w:sz="4" w:space="1" w:color="AAB4C0"/>
-        </w:pBdr>
-      </w:pPr>
-    </w:p>
-    <w:p>
-      <w:pPr>
-        <w:spacing w:before="260"/>
-        <w:pBdr>
-          <w:bottom w:val="single" w:sz="4" w:space="1" w:color="AAB4C0"/>
-        </w:pBdr>
-      </w:pPr>
-    </w:p>
-    <w:p>
-      <w:r>
-        <w:rPr>
-          <w:b/>
-          <w:i w:val="0"/>
-        </w:rPr>
-        <w:t>Q6.</w:t>
-      </w:r>
-      <w:r>
-        <w:rPr>
-          <w:b w:val="0"/>
-          <w:i w:val="0"/>
-        </w:rPr>
-        <w:t xml:space="preserve"> A game contains characters of type </w:t>
-      </w:r>
-      <w:r>
-        <w:rPr>
-          <w:b/>
-          <w:i w:val="0"/>
-        </w:rPr>
-        <w:t>Wizard</w:t>
-      </w:r>
-      <w:r>
-        <w:rPr>
-          <w:b w:val="0"/>
-          <w:i w:val="0"/>
-        </w:rPr>
-        <w:t xml:space="preserve"> and </w:t>
-      </w:r>
-      <w:r>
-        <w:rPr>
-          <w:b/>
-          <w:i w:val="0"/>
-        </w:rPr>
-        <w:t>Warrior</w:t>
-      </w:r>
-      <w:r>
-        <w:rPr>
-          <w:b w:val="0"/>
-          <w:i w:val="0"/>
-        </w:rPr>
-        <w:t xml:space="preserve">. Both types have a </w:t>
-      </w:r>
-      <w:r>
-        <w:rPr>
-          <w:rFonts w:ascii="Consolas" w:hAnsi="Consolas"/>
-          <w:b w:val="0"/>
-          <w:i w:val="0"/>
-          <w:sz w:val="19"/>
-        </w:rPr>
-        <w:t>name</w:t>
-      </w:r>
-      <w:r>
-        <w:rPr>
-          <w:b w:val="0"/>
-          <w:i w:val="0"/>
-        </w:rPr>
-        <w:t xml:space="preserve"> and </w:t>
-      </w:r>
-      <w:r>
-        <w:rPr>
-          <w:rFonts w:ascii="Consolas" w:hAnsi="Consolas"/>
-          <w:b w:val="0"/>
-          <w:i w:val="0"/>
-          <w:sz w:val="19"/>
-        </w:rPr>
-        <w:t>health</w:t>
-      </w:r>
-      <w:r>
-        <w:rPr>
-          <w:b w:val="0"/>
-          <w:i w:val="0"/>
-        </w:rPr>
-        <w:t xml:space="preserve"> attribute and a </w:t>
-      </w:r>
-      <w:r>
-        <w:rPr>
-          <w:rFonts w:ascii="Consolas" w:hAnsi="Consolas"/>
-          <w:b w:val="0"/>
-          <w:i w:val="0"/>
-          <w:sz w:val="19"/>
-        </w:rPr>
-        <w:t>move()</w:t>
-      </w:r>
-      <w:r>
-        <w:rPr>
-          <w:b w:val="0"/>
-          <w:i w:val="0"/>
-        </w:rPr>
-        <w:t xml:space="preserve"> method; Wizards additionally have a </w:t>
-      </w:r>
-      <w:r>
-        <w:rPr>
-          <w:rFonts w:ascii="Consolas" w:hAnsi="Consolas"/>
-          <w:b w:val="0"/>
-          <w:i w:val="0"/>
-          <w:sz w:val="19"/>
-        </w:rPr>
-        <w:t>castSpell()</w:t>
-      </w:r>
-      <w:r>
-        <w:rPr>
-          <w:b w:val="0"/>
-          <w:i w:val="0"/>
-        </w:rPr>
-        <w:t xml:space="preserve"> method. Explain how </w:t>
-      </w:r>
-      <w:r>
-        <w:rPr>
-          <w:b/>
-          <w:i w:val="0"/>
-        </w:rPr>
-        <w:t>inheritance</w:t>
-      </w:r>
-      <w:r>
-        <w:rPr>
-          <w:b w:val="0"/>
-          <w:i w:val="0"/>
-        </w:rPr>
-        <w:t xml:space="preserve"> could be used when implementing these characters. </w:t>
-      </w:r>
-      <w:r>
-        <w:rPr>
-          <w:b/>
-          <w:i w:val="0"/>
-        </w:rPr>
-        <w:t>[3]</w:t>
-      </w:r>
-      <w:r>
-        <w:rPr>
-          <w:b w:val="0"/>
-          <w:i w:val="0"/>
-        </w:rPr>
-        <w:t xml:space="preserve"> (AO2)</w:t>
-      </w:r>
-    </w:p>
-    <w:p>
-      <w:pPr>
-        <w:spacing w:before="260"/>
-        <w:pBdr>
-          <w:bottom w:val="single" w:sz="4" w:space="1" w:color="AAB4C0"/>
-        </w:pBdr>
-      </w:pPr>
-    </w:p>
-    <w:p>
-      <w:pPr>
-        <w:spacing w:before="260"/>
-        <w:pBdr>
-          <w:bottom w:val="single" w:sz="4" w:space="1" w:color="AAB4C0"/>
-        </w:pBdr>
-      </w:pPr>
-    </w:p>
-    <w:p>
-      <w:pPr>
-        <w:spacing w:before="260"/>
-        <w:pBdr>
-          <w:bottom w:val="single" w:sz="4" w:space="1" w:color="AAB4C0"/>
-        </w:pBdr>
-      </w:pPr>
-    </w:p>
-    <w:p>
-      <w:pPr>
-        <w:spacing w:before="260"/>
-        <w:pBdr>
-          <w:bottom w:val="single" w:sz="4" w:space="1" w:color="AAB4C0"/>
-        </w:pBdr>
-      </w:pPr>
-    </w:p>
-    <w:p>
-      <w:r>
-        <w:rPr>
-          <w:b/>
-          <w:i w:val="0"/>
-        </w:rPr>
-        <w:t>Q7.</w:t>
-      </w:r>
-      <w:r>
-        <w:rPr>
-          <w:b w:val="0"/>
-          <w:i w:val="0"/>
-        </w:rPr>
-        <w:t xml:space="preserve"> A route-planning app must find a route across a road network with millions of junctions. Explain why the app uses a </w:t>
-      </w:r>
-      <w:r>
-        <w:rPr>
-          <w:b/>
-          <w:i w:val="0"/>
-        </w:rPr>
-        <w:t>heuristic</w:t>
-      </w:r>
-      <w:r>
-        <w:rPr>
-          <w:b w:val="0"/>
-          <w:i w:val="0"/>
-        </w:rPr>
-        <w:t xml:space="preserve"> approach rather than examining every possible route. </w:t>
-      </w:r>
-      <w:r>
-        <w:rPr>
-          <w:b/>
-          <w:i w:val="0"/>
-        </w:rPr>
-        <w:t>[2]</w:t>
-      </w:r>
-      <w:r>
-        <w:rPr>
-          <w:b w:val="0"/>
-          <w:i w:val="0"/>
-        </w:rPr>
-        <w:t xml:space="preserve"> (AO1)</w:t>
-      </w:r>
-    </w:p>
-    <w:p>
-      <w:pPr>
-        <w:spacing w:before="260"/>
-        <w:pBdr>
-          <w:bottom w:val="single" w:sz="4" w:space="1" w:color="AAB4C0"/>
-        </w:pBdr>
-      </w:pPr>
-    </w:p>
-    <w:p>
-      <w:pPr>
-        <w:spacing w:before="260"/>
-        <w:pBdr>
-          <w:bottom w:val="single" w:sz="4" w:space="1" w:color="AAB4C0"/>
-        </w:pBdr>
-      </w:pPr>
-    </w:p>
-    <w:p>
-      <w:pPr>
-        <w:spacing w:before="260"/>
-        <w:pBdr>
-          <w:bottom w:val="single" w:sz="4" w:space="1" w:color="AAB4C0"/>
-        </w:pBdr>
-      </w:pPr>
-    </w:p>
-    <w:p>
-      <w:r>
-        <w:rPr>
-          <w:b/>
-          <w:i w:val="0"/>
-        </w:rPr>
-        <w:t>Q8*</w:t>
-      </w:r>
-      <w:r>
-        <w:rPr>
-          <w:b w:val="0"/>
-          <w:i w:val="0"/>
-        </w:rPr>
-        <w:t xml:space="preserve"> A veterinary surgery is having software developed to store details of the animals it treats. The surgery treats dogs, cats and rabbits. All animals have a name, an owner and a date of last visit. Dogs additionally record whether they are microchipped; cats additionally record whether they are indoor-only.</w:t>
-      </w:r>
-    </w:p>
-    <w:p>
-      <w:r>
-        <w:rPr>
-          <w:b w:val="0"/>
-          <w:i w:val="0"/>
-        </w:rPr>
-        <w:t xml:space="preserve">Discuss how the developer could use </w:t>
-      </w:r>
-      <w:r>
-        <w:rPr>
-          <w:b/>
-          <w:i w:val="0"/>
-        </w:rPr>
-        <w:t>object-oriented programming</w:t>
-      </w:r>
-      <w:r>
-        <w:rPr>
-          <w:b w:val="0"/>
-          <w:i w:val="0"/>
-        </w:rPr>
-        <w:t xml:space="preserve"> to implement this system. You should refer to </w:t>
-      </w:r>
-      <w:r>
-        <w:rPr>
-          <w:b/>
-          <w:i w:val="0"/>
-        </w:rPr>
-        <w:t>classes, inheritance, encapsulation and polymorphism</w:t>
-      </w:r>
-      <w:r>
-        <w:rPr>
-          <w:b w:val="0"/>
-          <w:i w:val="0"/>
-        </w:rPr>
-        <w:t xml:space="preserve"> in your answer. </w:t>
-      </w:r>
-      <w:r>
-        <w:rPr>
-          <w:b/>
-          <w:i w:val="0"/>
-        </w:rPr>
-        <w:t>[9]</w:t>
-      </w:r>
-      <w:r>
-        <w:rPr>
-          <w:b w:val="0"/>
-          <w:i w:val="0"/>
-        </w:rPr>
-        <w:t xml:space="preserve"> (AO3)</w:t>
-      </w:r>
-    </w:p>
-    <w:p>
-      <w:pPr>
-        <w:spacing w:before="260"/>
-        <w:pBdr>
-          <w:bottom w:val="single" w:sz="4" w:space="1" w:color="AAB4C0"/>
-        </w:pBdr>
-      </w:pPr>
-    </w:p>
-    <w:p>
-      <w:pPr>
-        <w:spacing w:before="260"/>
-        <w:pBdr>
-          <w:bottom w:val="single" w:sz="4" w:space="1" w:color="AAB4C0"/>
-        </w:pBdr>
-      </w:pPr>
-    </w:p>
-    <w:p>
-      <w:pPr>
-        <w:spacing w:before="260"/>
-        <w:pBdr>
-          <w:bottom w:val="single" w:sz="4" w:space="1" w:color="AAB4C0"/>
-        </w:pBdr>
-      </w:pPr>
-    </w:p>
-    <w:p>
-      <w:pPr>
-        <w:spacing w:before="260"/>
-        <w:pBdr>
-          <w:bottom w:val="single" w:sz="4" w:space="1" w:color="AAB4C0"/>
-        </w:pBdr>
-      </w:pPr>
-    </w:p>
-    <w:p>
-      <w:pPr>
-        <w:spacing w:before="260"/>
-        <w:pBdr>
-          <w:bottom w:val="single" w:sz="4" w:space="1" w:color="AAB4C0"/>
-        </w:pBdr>
-      </w:pPr>
-    </w:p>
-    <w:p>
-      <w:pPr>
-        <w:spacing w:before="260"/>
-        <w:pBdr>
-          <w:bottom w:val="single" w:sz="4" w:space="1" w:color="AAB4C0"/>
-        </w:pBdr>
-      </w:pPr>
-    </w:p>
-    <w:p>
-      <w:pPr>
-        <w:spacing w:before="260"/>
-        <w:pBdr>
-          <w:bottom w:val="single" w:sz="4" w:space="1" w:color="AAB4C0"/>
-        </w:pBdr>
-      </w:pPr>
-    </w:p>
-    <w:p>
-      <w:pPr>
-        <w:spacing w:before="260"/>
-        <w:pBdr>
-          <w:bottom w:val="single" w:sz="4" w:space="1" w:color="AAB4C0"/>
-        </w:pBdr>
-      </w:pPr>
-    </w:p>
-    <w:p>
-      <w:pPr>
-        <w:spacing w:before="260"/>
-        <w:pBdr>
-          <w:bottom w:val="single" w:sz="4" w:space="1" w:color="AAB4C0"/>
-        </w:pBdr>
-      </w:pPr>
-    </w:p>
-    <w:p>
-      <w:pPr>
-        <w:spacing w:before="260"/>
-        <w:pBdr>
-          <w:bottom w:val="single" w:sz="4" w:space="1" w:color="AAB4C0"/>
-        </w:pBdr>
-      </w:pPr>
-    </w:p>
-    <w:p>
-      <w:pPr>
-        <w:spacing w:before="260"/>
-        <w:pBdr>
-          <w:bottom w:val="single" w:sz="4" w:space="1" w:color="AAB4C0"/>
-        </w:pBdr>
-      </w:pPr>
-    </w:p>
-    <w:p>
-      <w:pPr>
-        <w:spacing w:before="260"/>
-        <w:pBdr>
-          <w:bottom w:val="single" w:sz="4" w:space="1" w:color="AAB4C0"/>
-        </w:pBdr>
-      </w:pPr>
-    </w:p>
+    <w:tbl>
+      <w:tblPr>
+        <w:tblStyle w:val="TableGrid"/>
+        <w:tblW w:type="auto" w:w="0"/>
+        <w:tblLook w:firstColumn="1" w:firstRow="1" w:lastColumn="0" w:lastRow="0" w:noHBand="0" w:noVBand="1" w:val="04A0"/>
+      </w:tblPr>
+      <w:tblGrid>
+        <w:gridCol w:w="8640"/>
+      </w:tblGrid>
+      <w:tr>
+        <w:trPr>
+          <w:trHeight w:val="4080" w:hRule="atLeast"/>
+        </w:trPr>
+        <w:tc>
+          <w:tcPr>
+            <w:tcW w:type="dxa" w:w="8640"/>
+          </w:tcPr>
+          <w:p>
+            <w:pPr>
+              <w:spacing w:before="40"/>
+            </w:pPr>
+          </w:p>
+        </w:tc>
+      </w:tr>
+    </w:tbl>
+    <w:p/>
     <w:p>
       <w:pPr>
         <w:pBdr>
